--- a/Documentos/Formato PMV Epicas.docx
+++ b/Documentos/Formato PMV Epicas.docx
@@ -232,7 +232,47 @@
                   <w:t>(</w:t>
                 </w:r>
                 <w:r>
-                  <w:t>Comprehensive Automated Checks &amp; Headless Assertions Infrastructure)</w:t>
+                  <w:t xml:space="preserve">Comprehensive </w:t>
+                </w:r>
+                <w:proofErr w:type="spellStart"/>
+                <w:r>
+                  <w:t>Automated</w:t>
+                </w:r>
+                <w:proofErr w:type="spellEnd"/>
+                <w:r>
+                  <w:t xml:space="preserve"> </w:t>
+                </w:r>
+                <w:proofErr w:type="spellStart"/>
+                <w:r>
+                  <w:t>Checks</w:t>
+                </w:r>
+                <w:proofErr w:type="spellEnd"/>
+                <w:r>
+                  <w:t xml:space="preserve"> &amp; </w:t>
+                </w:r>
+                <w:proofErr w:type="spellStart"/>
+                <w:r>
+                  <w:t>Headless</w:t>
+                </w:r>
+                <w:proofErr w:type="spellEnd"/>
+                <w:r>
+                  <w:t xml:space="preserve"> </w:t>
+                </w:r>
+                <w:proofErr w:type="spellStart"/>
+                <w:r>
+                  <w:t>Assertions</w:t>
+                </w:r>
+                <w:proofErr w:type="spellEnd"/>
+                <w:r>
+                  <w:t xml:space="preserve"> </w:t>
+                </w:r>
+                <w:proofErr w:type="spellStart"/>
+                <w:r>
+                  <w:t>Infrastructure</w:t>
+                </w:r>
+                <w:proofErr w:type="spellEnd"/>
+                <w:r>
+                  <w:t>)</w:t>
                 </w:r>
                 <w:r>
                   <w:br/>
@@ -2640,7 +2680,7 @@
               <w:jc w:val="both"/>
               <w:rPr>
                 <w:rFonts w:asciiTheme="minorHAnsi" w:hAnsiTheme="minorHAnsi" w:cstheme="minorHAnsi"/>
-                <w:i/>
+                <w:iCs/>
                 <w:szCs w:val="24"/>
                 <w:lang w:val="es-ES" w:eastAsia="es-ES"/>
               </w:rPr>
@@ -2648,7 +2688,7 @@
             <w:r>
               <w:rPr>
                 <w:rFonts w:cstheme="minorHAnsi"/>
-                <w:i/>
+                <w:iCs/>
                 <w:szCs w:val="24"/>
                 <w:lang w:val="es-ES" w:eastAsia="es-ES"/>
               </w:rPr>
@@ -2666,7 +2706,7 @@
               <w:jc w:val="both"/>
               <w:rPr>
                 <w:rFonts w:asciiTheme="minorHAnsi" w:hAnsiTheme="minorHAnsi" w:cstheme="minorHAnsi"/>
-                <w:i/>
+                <w:iCs/>
                 <w:szCs w:val="24"/>
                 <w:lang w:val="es-ES" w:eastAsia="es-ES"/>
               </w:rPr>
@@ -2674,7 +2714,7 @@
             <w:r>
               <w:rPr>
                 <w:rFonts w:cstheme="minorHAnsi"/>
-                <w:i/>
+                <w:iCs/>
                 <w:szCs w:val="24"/>
                 <w:lang w:val="es-ES" w:eastAsia="es-ES"/>
               </w:rPr>
@@ -2692,7 +2732,7 @@
               <w:jc w:val="both"/>
               <w:rPr>
                 <w:rFonts w:asciiTheme="minorHAnsi" w:hAnsiTheme="minorHAnsi" w:cstheme="minorHAnsi"/>
-                <w:i/>
+                <w:iCs/>
                 <w:szCs w:val="24"/>
                 <w:lang w:val="es-ES" w:eastAsia="es-ES"/>
               </w:rPr>
@@ -2700,7 +2740,7 @@
             <w:r>
               <w:rPr>
                 <w:rFonts w:cstheme="minorHAnsi"/>
-                <w:i/>
+                <w:iCs/>
                 <w:szCs w:val="24"/>
                 <w:lang w:val="es-ES" w:eastAsia="es-ES"/>
               </w:rPr>
@@ -2718,7 +2758,7 @@
               <w:jc w:val="both"/>
               <w:rPr>
                 <w:rFonts w:asciiTheme="minorHAnsi" w:hAnsiTheme="minorHAnsi" w:cstheme="minorHAnsi"/>
-                <w:i/>
+                <w:iCs/>
                 <w:szCs w:val="24"/>
                 <w:lang w:val="es-ES" w:eastAsia="es-ES"/>
               </w:rPr>
@@ -2726,7 +2766,7 @@
             <w:r>
               <w:rPr>
                 <w:rFonts w:asciiTheme="minorHAnsi" w:hAnsiTheme="minorHAnsi" w:cstheme="minorHAnsi"/>
-                <w:i/>
+                <w:iCs/>
                 <w:szCs w:val="24"/>
                 <w:lang w:val="es-ES" w:eastAsia="es-ES"/>
               </w:rPr>
@@ -2749,8 +2789,7 @@
               <w:jc w:val="both"/>
               <w:rPr>
                 <w:rFonts w:asciiTheme="minorHAnsi" w:hAnsiTheme="minorHAnsi" w:cstheme="minorHAnsi"/>
-                <w:i/>
-                <w:color w:val="FF0000"/>
+                <w:iCs/>
                 <w:szCs w:val="24"/>
                 <w:lang w:val="es-ES" w:eastAsia="es-ES"/>
               </w:rPr>
@@ -2758,32 +2797,11 @@
             <w:r>
               <w:rPr>
                 <w:rFonts w:cstheme="minorHAnsi"/>
-                <w:i/>
-                <w:color w:val="FF0000"/>
+                <w:iCs/>
                 <w:szCs w:val="24"/>
                 <w:lang w:val="es-ES" w:eastAsia="es-ES"/>
               </w:rPr>
-              <w:fldChar w:fldCharType="begin"/>
-            </w:r>
-            <w:r>
-              <w:rPr>
-                <w:rFonts w:asciiTheme="minorHAnsi" w:hAnsiTheme="minorHAnsi" w:cstheme="minorHAnsi"/>
-                <w:i/>
-                <w:color w:val="FF0000"/>
-                <w:szCs w:val="24"/>
-                <w:lang w:val="es-ES" w:eastAsia="es-ES"/>
-              </w:rPr>
-              <w:instrText>MACROBUTTON NoMacro [Fecha]</w:instrText>
-            </w:r>
-            <w:r>
-              <w:rPr>
-                <w:rFonts w:cstheme="minorHAnsi"/>
-                <w:i/>
-                <w:color w:val="FF0000"/>
-                <w:szCs w:val="24"/>
-                <w:lang w:val="es-ES" w:eastAsia="es-ES"/>
-              </w:rPr>
-              <w:fldChar w:fldCharType="end"/>
+              <w:t>24-08-2026</w:t>
             </w:r>
           </w:p>
         </w:tc>
@@ -2797,8 +2815,7 @@
               <w:jc w:val="both"/>
               <w:rPr>
                 <w:rFonts w:asciiTheme="minorHAnsi" w:hAnsiTheme="minorHAnsi" w:cstheme="minorHAnsi"/>
-                <w:i/>
-                <w:color w:val="FF0000"/>
+                <w:iCs/>
                 <w:szCs w:val="24"/>
                 <w:lang w:val="es-ES" w:eastAsia="es-ES"/>
               </w:rPr>
@@ -2806,32 +2823,11 @@
             <w:r>
               <w:rPr>
                 <w:rFonts w:cstheme="minorHAnsi"/>
-                <w:i/>
-                <w:color w:val="FF0000"/>
+                <w:iCs/>
                 <w:szCs w:val="24"/>
                 <w:lang w:val="es-ES" w:eastAsia="es-ES"/>
               </w:rPr>
-              <w:fldChar w:fldCharType="begin"/>
-            </w:r>
-            <w:r>
-              <w:rPr>
-                <w:rFonts w:asciiTheme="minorHAnsi" w:hAnsiTheme="minorHAnsi" w:cstheme="minorHAnsi"/>
-                <w:i/>
-                <w:color w:val="FF0000"/>
-                <w:szCs w:val="24"/>
-                <w:lang w:val="es-ES" w:eastAsia="es-ES"/>
-              </w:rPr>
-              <w:instrText>MACROBUTTON NoMacro [Rev]</w:instrText>
-            </w:r>
-            <w:r>
-              <w:rPr>
-                <w:rFonts w:cstheme="minorHAnsi"/>
-                <w:i/>
-                <w:color w:val="FF0000"/>
-                <w:szCs w:val="24"/>
-                <w:lang w:val="es-ES" w:eastAsia="es-ES"/>
-              </w:rPr>
-              <w:fldChar w:fldCharType="end"/>
+              <w:t>1.1</w:t>
             </w:r>
           </w:p>
         </w:tc>
@@ -2844,9 +2840,8 @@
             <w:pPr>
               <w:jc w:val="both"/>
               <w:rPr>
-                <w:rFonts w:asciiTheme="minorHAnsi" w:hAnsiTheme="minorHAnsi" w:cstheme="minorHAnsi"/>
-                <w:i/>
-                <w:color w:val="FF0000"/>
+                <w:rFonts w:cstheme="minorHAnsi"/>
+                <w:iCs/>
                 <w:szCs w:val="24"/>
                 <w:lang w:val="es-ES" w:eastAsia="es-ES"/>
               </w:rPr>
@@ -2854,32 +2849,31 @@
             <w:r>
               <w:rPr>
                 <w:rFonts w:cstheme="minorHAnsi"/>
-                <w:i/>
-                <w:color w:val="FF0000"/>
+                <w:iCs/>
                 <w:szCs w:val="24"/>
                 <w:lang w:val="es-ES" w:eastAsia="es-ES"/>
               </w:rPr>
-              <w:fldChar w:fldCharType="begin"/>
-            </w:r>
-            <w:r>
+              <w:t>José Ignacio Valdivia Mendoza</w:t>
+            </w:r>
+          </w:p>
+          <w:p>
+            <w:pPr>
+              <w:jc w:val="both"/>
               <w:rPr>
                 <w:rFonts w:asciiTheme="minorHAnsi" w:hAnsiTheme="minorHAnsi" w:cstheme="minorHAnsi"/>
-                <w:i/>
-                <w:color w:val="FF0000"/>
+                <w:iCs/>
                 <w:szCs w:val="24"/>
                 <w:lang w:val="es-ES" w:eastAsia="es-ES"/>
               </w:rPr>
-              <w:instrText>MACROBUTTON NoMacro [Descripcion]</w:instrText>
-            </w:r>
+            </w:pPr>
             <w:r>
               <w:rPr>
                 <w:rFonts w:cstheme="minorHAnsi"/>
-                <w:i/>
-                <w:color w:val="FF0000"/>
+                <w:iCs/>
                 <w:szCs w:val="24"/>
                 <w:lang w:val="es-ES" w:eastAsia="es-ES"/>
               </w:rPr>
-              <w:fldChar w:fldCharType="end"/>
+              <w:t>Alex Mauricio Puebla Allendes</w:t>
             </w:r>
           </w:p>
         </w:tc>
@@ -2893,8 +2887,7 @@
               <w:jc w:val="both"/>
               <w:rPr>
                 <w:rFonts w:asciiTheme="minorHAnsi" w:hAnsiTheme="minorHAnsi" w:cstheme="minorHAnsi"/>
-                <w:i/>
-                <w:color w:val="FF0000"/>
+                <w:iCs/>
                 <w:szCs w:val="24"/>
                 <w:lang w:val="es-ES" w:eastAsia="es-ES"/>
               </w:rPr>
@@ -2902,32 +2895,11 @@
             <w:r>
               <w:rPr>
                 <w:rFonts w:cstheme="minorHAnsi"/>
-                <w:i/>
-                <w:color w:val="FF0000"/>
+                <w:iCs/>
                 <w:szCs w:val="24"/>
                 <w:lang w:val="es-ES" w:eastAsia="es-ES"/>
               </w:rPr>
-              <w:fldChar w:fldCharType="begin"/>
-            </w:r>
-            <w:r>
-              <w:rPr>
-                <w:rFonts w:asciiTheme="minorHAnsi" w:hAnsiTheme="minorHAnsi" w:cstheme="minorHAnsi"/>
-                <w:i/>
-                <w:color w:val="FF0000"/>
-                <w:szCs w:val="24"/>
-                <w:lang w:val="es-ES" w:eastAsia="es-ES"/>
-              </w:rPr>
-              <w:instrText>MACROBUTTON NoMacro [Descripcion]</w:instrText>
-            </w:r>
-            <w:r>
-              <w:rPr>
-                <w:rFonts w:cstheme="minorHAnsi"/>
-                <w:i/>
-                <w:color w:val="FF0000"/>
-                <w:szCs w:val="24"/>
-                <w:lang w:val="es-ES" w:eastAsia="es-ES"/>
-              </w:rPr>
-              <w:fldChar w:fldCharType="end"/>
+              <w:t>Avance de la creación de la propuesta, visión, relato del PMV, épicas y plan de trabajo.</w:t>
             </w:r>
           </w:p>
         </w:tc>
@@ -3159,7 +3131,6 @@
         <w:tc>
           <w:tcPr>
             <w:tcW w:w="5275" w:type="dxa"/>
-            <w:vAlign w:val="center"/>
           </w:tcPr>
           <w:p>
             <w:pPr>
@@ -3171,6 +3142,45 @@
                 <w:lang w:val="es-ES" w:eastAsia="es-ES"/>
               </w:rPr>
             </w:pPr>
+            <w:r>
+              <w:rPr>
+                <w:sz w:val="18"/>
+                <w:szCs w:val="18"/>
+              </w:rPr>
+              <w:t xml:space="preserve">QA </w:t>
+            </w:r>
+            <w:proofErr w:type="spellStart"/>
+            <w:r>
+              <w:rPr>
+                <w:sz w:val="18"/>
+                <w:szCs w:val="18"/>
+              </w:rPr>
+              <w:t>Analyst</w:t>
+            </w:r>
+            <w:proofErr w:type="spellEnd"/>
+            <w:r>
+              <w:rPr>
+                <w:sz w:val="18"/>
+                <w:szCs w:val="18"/>
+              </w:rPr>
+              <w:t xml:space="preserve"> &amp; Test </w:t>
+            </w:r>
+            <w:proofErr w:type="spellStart"/>
+            <w:r>
+              <w:rPr>
+                <w:sz w:val="18"/>
+                <w:szCs w:val="18"/>
+              </w:rPr>
+              <w:t>Strategy</w:t>
+            </w:r>
+            <w:proofErr w:type="spellEnd"/>
+            <w:r>
+              <w:rPr>
+                <w:sz w:val="18"/>
+                <w:szCs w:val="18"/>
+              </w:rPr>
+              <w:t xml:space="preserve"> Lead</w:t>
+            </w:r>
           </w:p>
         </w:tc>
       </w:tr>
@@ -3207,7 +3217,6 @@
         <w:tc>
           <w:tcPr>
             <w:tcW w:w="5275" w:type="dxa"/>
-            <w:vAlign w:val="center"/>
           </w:tcPr>
           <w:p>
             <w:pPr>
@@ -3219,6 +3228,61 @@
                 <w:lang w:val="es-ES" w:eastAsia="es-ES"/>
               </w:rPr>
             </w:pPr>
+            <w:r>
+              <w:rPr>
+                <w:sz w:val="18"/>
+                <w:szCs w:val="18"/>
+              </w:rPr>
+              <w:t xml:space="preserve">QA </w:t>
+            </w:r>
+            <w:proofErr w:type="spellStart"/>
+            <w:r>
+              <w:rPr>
+                <w:sz w:val="18"/>
+                <w:szCs w:val="18"/>
+              </w:rPr>
+              <w:t>Automation</w:t>
+            </w:r>
+            <w:proofErr w:type="spellEnd"/>
+            <w:r>
+              <w:rPr>
+                <w:sz w:val="18"/>
+                <w:szCs w:val="18"/>
+              </w:rPr>
+              <w:t xml:space="preserve"> </w:t>
+            </w:r>
+            <w:proofErr w:type="spellStart"/>
+            <w:r>
+              <w:rPr>
+                <w:sz w:val="18"/>
+                <w:szCs w:val="18"/>
+              </w:rPr>
+              <w:t>Engineer</w:t>
+            </w:r>
+            <w:proofErr w:type="spellEnd"/>
+            <w:r>
+              <w:rPr>
+                <w:sz w:val="18"/>
+                <w:szCs w:val="18"/>
+              </w:rPr>
+              <w:t xml:space="preserve"> &amp; Cloud </w:t>
+            </w:r>
+            <w:proofErr w:type="spellStart"/>
+            <w:r>
+              <w:rPr>
+                <w:sz w:val="18"/>
+                <w:szCs w:val="18"/>
+              </w:rPr>
+              <w:t>Infrastructure</w:t>
+            </w:r>
+            <w:proofErr w:type="spellEnd"/>
+            <w:r>
+              <w:rPr>
+                <w:sz w:val="18"/>
+                <w:szCs w:val="18"/>
+              </w:rPr>
+              <w:t xml:space="preserve"> Lead</w:t>
+            </w:r>
           </w:p>
         </w:tc>
       </w:tr>
@@ -3313,12 +3377,140 @@
     <w:p/>
     <w:p>
       <w:r>
-        <w:t>Se busca desarrollar, diseñar e implementar un framework en este caso llamado CACHAI-QA (Comprehensive Automated Checks &amp; Headless Assertions Infrastructure) Para realizar pruebas funcionales y automatizadas End-To-End (E2E) las cuales estarán enfocadas en el Front-End. Abordando la problemática de Alta latencia, Fragilidad y los altos costos asociados a las pruebas de regresión manuales en aplicaciones web dinámicas y asincrónicas.</w:t>
+        <w:t xml:space="preserve">Se busca desarrollar, diseñar e implementar un </w:t>
+      </w:r>
+      <w:proofErr w:type="spellStart"/>
+      <w:r>
+        <w:t>framework</w:t>
+      </w:r>
+      <w:proofErr w:type="spellEnd"/>
+      <w:r>
+        <w:t xml:space="preserve"> en este caso llamado CACHAI-QA (Comprehensive </w:t>
+      </w:r>
+      <w:proofErr w:type="spellStart"/>
+      <w:r>
+        <w:t>Automated</w:t>
+      </w:r>
+      <w:proofErr w:type="spellEnd"/>
+      <w:r>
+        <w:t xml:space="preserve"> </w:t>
+      </w:r>
+      <w:proofErr w:type="spellStart"/>
+      <w:r>
+        <w:t>Checks</w:t>
+      </w:r>
+      <w:proofErr w:type="spellEnd"/>
+      <w:r>
+        <w:t xml:space="preserve"> &amp; </w:t>
+      </w:r>
+      <w:proofErr w:type="spellStart"/>
+      <w:r>
+        <w:t>Headless</w:t>
+      </w:r>
+      <w:proofErr w:type="spellEnd"/>
+      <w:r>
+        <w:t xml:space="preserve"> </w:t>
+      </w:r>
+      <w:proofErr w:type="spellStart"/>
+      <w:r>
+        <w:t>Assertions</w:t>
+      </w:r>
+      <w:proofErr w:type="spellEnd"/>
+      <w:r>
+        <w:t xml:space="preserve"> </w:t>
+      </w:r>
+      <w:proofErr w:type="spellStart"/>
+      <w:r>
+        <w:t>Infrastructure</w:t>
+      </w:r>
+      <w:proofErr w:type="spellEnd"/>
+      <w:r>
+        <w:t xml:space="preserve">) Para realizar pruebas funcionales y automatizadas </w:t>
+      </w:r>
+      <w:proofErr w:type="spellStart"/>
+      <w:r>
+        <w:t>End-To-End</w:t>
+      </w:r>
+      <w:proofErr w:type="spellEnd"/>
+      <w:r>
+        <w:t xml:space="preserve"> (E2E) las cuales estarán enfocadas en el Front-</w:t>
+      </w:r>
+      <w:proofErr w:type="spellStart"/>
+      <w:r>
+        <w:t>End</w:t>
+      </w:r>
+      <w:proofErr w:type="spellEnd"/>
+      <w:r>
+        <w:t>. Abordando la problemática de Alta latencia, Fragilidad y los altos costos asociados a las pruebas de regresión manuales en aplicaciones web dinámicas y asincrónicas.</w:t>
       </w:r>
     </w:p>
     <w:p>
       <w:r>
-        <w:t>Para demostrar su utilidad o viabilidad de la solución, el framework se aplicará sobre el sistema de recursos humanos Open Source “OrangeHRM”. Se utilizarán las herramientas como, Playwright junto al patrón de diseño Page Object Model (POM) el cual garantizara la mantenibilidad del código ante cambios en el DOM. Finalmente, El proyecto integrara Github actions, lo cual otorgara reportes visuales y automatizados proveyendo métricas claras sobre la calidad del software, lo cual aportara valor mediante la reducción de tiempos de validación.</w:t>
+        <w:t xml:space="preserve">Para demostrar su utilidad o viabilidad de la solución, el </w:t>
+      </w:r>
+      <w:proofErr w:type="spellStart"/>
+      <w:r>
+        <w:t>framework</w:t>
+      </w:r>
+      <w:proofErr w:type="spellEnd"/>
+      <w:r>
+        <w:t xml:space="preserve"> se aplicará sobre el sistema de recursos humanos Open </w:t>
+      </w:r>
+      <w:proofErr w:type="spellStart"/>
+      <w:r>
+        <w:t>Source</w:t>
+      </w:r>
+      <w:proofErr w:type="spellEnd"/>
+      <w:r>
+        <w:t xml:space="preserve"> “</w:t>
+      </w:r>
+      <w:proofErr w:type="spellStart"/>
+      <w:r>
+        <w:t>OrangeHRM</w:t>
+      </w:r>
+      <w:proofErr w:type="spellEnd"/>
+      <w:r>
+        <w:t xml:space="preserve">”. Se utilizarán las herramientas como, </w:t>
+      </w:r>
+      <w:proofErr w:type="spellStart"/>
+      <w:r>
+        <w:t>Playwright</w:t>
+      </w:r>
+      <w:proofErr w:type="spellEnd"/>
+      <w:r>
+        <w:t xml:space="preserve"> junto al patrón de diseño Page </w:t>
+      </w:r>
+      <w:proofErr w:type="spellStart"/>
+      <w:r>
+        <w:t>Object</w:t>
+      </w:r>
+      <w:proofErr w:type="spellEnd"/>
+      <w:r>
+        <w:t xml:space="preserve"> </w:t>
+      </w:r>
+      <w:proofErr w:type="spellStart"/>
+      <w:r>
+        <w:t>Model</w:t>
+      </w:r>
+      <w:proofErr w:type="spellEnd"/>
+      <w:r>
+        <w:t xml:space="preserve"> (POM) el cual garantizara la mantenibilidad del código ante cambios en el DOM. Finalmente, El proyecto integrara </w:t>
+      </w:r>
+      <w:proofErr w:type="spellStart"/>
+      <w:r>
+        <w:t>Github</w:t>
+      </w:r>
+      <w:proofErr w:type="spellEnd"/>
+      <w:r>
+        <w:t xml:space="preserve"> </w:t>
+      </w:r>
+      <w:proofErr w:type="spellStart"/>
+      <w:r>
+        <w:t>actions</w:t>
+      </w:r>
+      <w:proofErr w:type="spellEnd"/>
+      <w:r>
+        <w:t>, lo cual otorgara reportes visuales y automatizados proveyendo métricas claras sobre la calidad del software, lo cual aportara valor mediante la reducción de tiempos de validación.</w:t>
       </w:r>
     </w:p>
     <w:p>
@@ -3334,22 +3526,86 @@
     <w:p/>
     <w:p>
       <w:r>
-        <w:t>El desarrollo de CACHAI-QA se vincula directamente a un perfil de egreso asociado al aseguramiento de calidad (QA) e ingeniera de software, el proyecto permite aplicar:</w:t>
+        <w:t xml:space="preserve">El desarrollo de CACHAI-QA se vincula directamente a un perfil de egreso asociado al aseguramiento de calidad (QA) e </w:t>
+      </w:r>
+      <w:proofErr w:type="spellStart"/>
+      <w:r>
+        <w:t>ingeniera</w:t>
+      </w:r>
+      <w:proofErr w:type="spellEnd"/>
+      <w:r>
+        <w:t xml:space="preserve"> de software, el proyecto permite aplicar:</w:t>
       </w:r>
       <w:r>
         <w:br/>
       </w:r>
       <w:r>
         <w:br/>
-        <w:t>1- Diseño y ejecución de pruebas: Mediante deficion de matriz de pruebas funcionales para los flujos críticos de OrangeHRM y su posterior automatización.</w:t>
+        <w:t xml:space="preserve">1- Diseño y ejecución de pruebas: Mediante </w:t>
+      </w:r>
+      <w:proofErr w:type="spellStart"/>
+      <w:r>
+        <w:t>deficion</w:t>
+      </w:r>
+      <w:proofErr w:type="spellEnd"/>
+      <w:r>
+        <w:t xml:space="preserve"> de matriz de pruebas funcionales para los flujos críticos de </w:t>
+      </w:r>
+      <w:proofErr w:type="spellStart"/>
+      <w:r>
+        <w:t>OrangeHRM</w:t>
+      </w:r>
+      <w:proofErr w:type="spellEnd"/>
+      <w:r>
+        <w:t xml:space="preserve"> y su posterior automatización.</w:t>
       </w:r>
       <w:r>
         <w:br/>
-        <w:t>2- Implementación de soluciones tecnológicas: Mediante promagración de scripts robustos utilizando TypeScript/Python y el uso de patrones de diseño como (POM) Page object Model.</w:t>
+        <w:t xml:space="preserve">2- Implementación de soluciones tecnológicas: Mediante </w:t>
+      </w:r>
+      <w:proofErr w:type="spellStart"/>
+      <w:r>
+        <w:t>promagración</w:t>
+      </w:r>
+      <w:proofErr w:type="spellEnd"/>
+      <w:r>
+        <w:t xml:space="preserve"> de scripts robustos utilizando </w:t>
+      </w:r>
+      <w:proofErr w:type="spellStart"/>
+      <w:r>
+        <w:t>TypeScript</w:t>
+      </w:r>
+      <w:proofErr w:type="spellEnd"/>
+      <w:r>
+        <w:t xml:space="preserve">/Python y el uso de patrones de diseño como (POM) Page </w:t>
+      </w:r>
+      <w:proofErr w:type="spellStart"/>
+      <w:r>
+        <w:t>object</w:t>
+      </w:r>
+      <w:proofErr w:type="spellEnd"/>
+      <w:r>
+        <w:t xml:space="preserve"> </w:t>
+      </w:r>
+      <w:proofErr w:type="spellStart"/>
+      <w:r>
+        <w:t>Model</w:t>
+      </w:r>
+      <w:proofErr w:type="spellEnd"/>
+      <w:r>
+        <w:t>.</w:t>
       </w:r>
       <w:r>
         <w:br/>
-        <w:t>3- Gestión de integración (CI/CD): Se demostrara a través de la configuración de pipeline en GitHub Actions para la ejecución desatendida de las pruebas automatizadas.</w:t>
+        <w:t xml:space="preserve">3- Gestión de integración (CI/CD): Se demostrara a través de la configuración de pipeline en GitHub </w:t>
+      </w:r>
+      <w:proofErr w:type="spellStart"/>
+      <w:r>
+        <w:t>Actions</w:t>
+      </w:r>
+      <w:proofErr w:type="spellEnd"/>
+      <w:r>
+        <w:t xml:space="preserve"> para la ejecución desatendida de las pruebas automatizadas.</w:t>
       </w:r>
     </w:p>
     <w:p/>
@@ -3375,53 +3631,67 @@
       </w:pPr>
       <w:r>
         <w:rPr>
-          <w:rStyle w:val="Textoennegrita"/>
-          <w:rFonts w:asciiTheme="minorHAnsi" w:hAnsiTheme="minorHAnsi" w:cstheme="minorHAnsi"/>
-          <w:b w:val="0"/>
-          <w:bCs w:val="0"/>
-          <w:sz w:val="22"/>
-          <w:szCs w:val="22"/>
-        </w:rPr>
-        <w:t>Alex Puebla:</w:t>
-      </w:r>
-      <w:r>
-        <w:rPr>
           <w:rFonts w:asciiTheme="minorHAnsi" w:hAnsiTheme="minorHAnsi" w:cstheme="minorHAnsi"/>
           <w:sz w:val="22"/>
           <w:szCs w:val="22"/>
         </w:rPr>
-        <w:t xml:space="preserve"> El proyecto CACHAI-QA, al enfocarse en el área de Quality Assurance (QA) y utilizar metodologías DevOps, me genera gran interés debido a que nos permite desarrollar flujos de trabajo automatizados, además de darnos la posibilidad de realizar pruebas de diferentes dimensiones. Esto permite abarcar desde pruebas sencillas, como verificar que un botón funcione correctamente, hasta pruebas más estructuradas que involucren una serie de pasos para validar una acción o flujo completo.</w:t>
-      </w:r>
-    </w:p>
-    <w:p>
-      <w:pPr>
-        <w:pStyle w:val="NormalWeb"/>
+        <w:t xml:space="preserve">El proyecto CACHAI-QA, al enfocarse en el área de </w:t>
+      </w:r>
+      <w:proofErr w:type="spellStart"/>
+      <w:r>
         <w:rPr>
           <w:rFonts w:asciiTheme="minorHAnsi" w:hAnsiTheme="minorHAnsi" w:cstheme="minorHAnsi"/>
           <w:sz w:val="22"/>
           <w:szCs w:val="22"/>
         </w:rPr>
-      </w:pPr>
+        <w:t>Quality</w:t>
+      </w:r>
+      <w:proofErr w:type="spellEnd"/>
       <w:r>
         <w:rPr>
           <w:rFonts w:asciiTheme="minorHAnsi" w:hAnsiTheme="minorHAnsi" w:cstheme="minorHAnsi"/>
           <w:sz w:val="22"/>
           <w:szCs w:val="22"/>
         </w:rPr>
+        <w:t xml:space="preserve"> </w:t>
+      </w:r>
+      <w:proofErr w:type="spellStart"/>
+      <w:r>
+        <w:rPr>
+          <w:rFonts w:asciiTheme="minorHAnsi" w:hAnsiTheme="minorHAnsi" w:cstheme="minorHAnsi"/>
+          <w:sz w:val="22"/>
+          <w:szCs w:val="22"/>
+        </w:rPr>
+        <w:t>Assurance</w:t>
+      </w:r>
+      <w:proofErr w:type="spellEnd"/>
+      <w:r>
+        <w:rPr>
+          <w:rFonts w:asciiTheme="minorHAnsi" w:hAnsiTheme="minorHAnsi" w:cstheme="minorHAnsi"/>
+          <w:sz w:val="22"/>
+          <w:szCs w:val="22"/>
+        </w:rPr>
+        <w:t xml:space="preserve"> (QA) y utilizar metodologías DevOps, me genera gran interés debido a que nos permite desarrollar flujos de trabajo automatizados, además de darnos la posibilidad de realizar pruebas de diferentes dimensiones. Esto permite abarcar desde pruebas sencillas, como verificar que un botón funcione correctamente, hasta pruebas más estructuradas que involucren una serie de pasos para validar una acción o flujo completo.</w:t>
+      </w:r>
+    </w:p>
+    <w:p>
+      <w:pPr>
+        <w:pStyle w:val="NormalWeb"/>
+        <w:rPr>
+          <w:rFonts w:asciiTheme="minorHAnsi" w:hAnsiTheme="minorHAnsi" w:cstheme="minorHAnsi"/>
+          <w:sz w:val="22"/>
+          <w:szCs w:val="22"/>
+        </w:rPr>
+      </w:pPr>
+      <w:r>
+        <w:rPr>
+          <w:rFonts w:asciiTheme="minorHAnsi" w:hAnsiTheme="minorHAnsi" w:cstheme="minorHAnsi"/>
+          <w:sz w:val="22"/>
+          <w:szCs w:val="22"/>
+        </w:rPr>
         <w:lastRenderedPageBreak/>
         <w:t>Al participar en este proyecto, quisiera adquirir mayor experiencia en el campo de la automatización, fortaleciendo mis conocimientos, aprendiendo sobre herramientas relacionadas con DevOps, desarrollando una mayor versatilidad en la automatización de pruebas e indagando en nuevas prácticas y metodologías relacionadas con esta área. Todo esto me permitirá desarrollar mejores capacidades para detectar de manera más eficiente y rápida los problemas que puedan surgir en las aplicaciones, contribuyendo a mejorar su calidad y estabilidad.</w:t>
       </w:r>
-    </w:p>
-    <w:p>
-      <w:r>
-        <w:br/>
-      </w:r>
-      <w:r>
-        <w:br/>
-        <w:t>José Valdivia:</w:t>
-      </w:r>
-    </w:p>
-    <w:p>
       <w:r>
         <w:br w:type="page"/>
       </w:r>
@@ -3464,15 +3734,95 @@
     </w:p>
     <w:p>
       <w:r>
-        <w:t>El producto mínimo viable consiste en la automatización y ejecución desatendida del flujo rinciipal de usuarios en OrangeHRM teniendo por consecuente la siguiente secuencia:</w:t>
+        <w:t xml:space="preserve">El producto mínimo viable consiste en la automatización y ejecución desatendida del flujo </w:t>
+      </w:r>
+      <w:proofErr w:type="spellStart"/>
+      <w:r>
+        <w:t>rinciipal</w:t>
+      </w:r>
+      <w:proofErr w:type="spellEnd"/>
+      <w:r>
+        <w:t xml:space="preserve"> de usuarios en </w:t>
+      </w:r>
+      <w:proofErr w:type="spellStart"/>
+      <w:r>
+        <w:t>OrangeHRM</w:t>
+      </w:r>
+      <w:proofErr w:type="spellEnd"/>
+      <w:r>
+        <w:t xml:space="preserve"> teniendo por consecuente la siguiente secuencia:</w:t>
       </w:r>
       <w:r>
         <w:br/>
-        <w:t>1- El pipeline de Github Actiones inicia la ejecución de la suite de pruebas en modo headless (es decir sin interfaz grafica).</w:t>
+        <w:t xml:space="preserve">1- El pipeline de </w:t>
+      </w:r>
+      <w:proofErr w:type="spellStart"/>
+      <w:r>
+        <w:t>Github</w:t>
+      </w:r>
+      <w:proofErr w:type="spellEnd"/>
+      <w:r>
+        <w:t xml:space="preserve"> </w:t>
+      </w:r>
+      <w:proofErr w:type="spellStart"/>
+      <w:r>
+        <w:t>Actiones</w:t>
+      </w:r>
+      <w:proofErr w:type="spellEnd"/>
+      <w:r>
+        <w:t xml:space="preserve"> inicia la ejecución de la suite de pruebas en modo </w:t>
+      </w:r>
+      <w:proofErr w:type="spellStart"/>
+      <w:r>
+        <w:t>headless</w:t>
+      </w:r>
+      <w:proofErr w:type="spellEnd"/>
+      <w:r>
+        <w:t xml:space="preserve"> (es decir sin interfaz </w:t>
+      </w:r>
+      <w:proofErr w:type="spellStart"/>
+      <w:r>
+        <w:t>grafica</w:t>
+      </w:r>
+      <w:proofErr w:type="spellEnd"/>
+      <w:r>
+        <w:t>).</w:t>
       </w:r>
       <w:r>
         <w:br/>
-        <w:t>2- El framework (Playwright) abre el navegador y navega hacia la pagina de inicio de sesión de OrangeHRM.</w:t>
+        <w:t xml:space="preserve">2- El </w:t>
+      </w:r>
+      <w:proofErr w:type="spellStart"/>
+      <w:r>
+        <w:t>framework</w:t>
+      </w:r>
+      <w:proofErr w:type="spellEnd"/>
+      <w:r>
+        <w:t xml:space="preserve"> (</w:t>
+      </w:r>
+      <w:proofErr w:type="spellStart"/>
+      <w:r>
+        <w:t>Playwright</w:t>
+      </w:r>
+      <w:proofErr w:type="spellEnd"/>
+      <w:r>
+        <w:t xml:space="preserve">) abre el navegador y navega hacia la </w:t>
+      </w:r>
+      <w:proofErr w:type="spellStart"/>
+      <w:r>
+        <w:t>pagina</w:t>
+      </w:r>
+      <w:proofErr w:type="spellEnd"/>
+      <w:r>
+        <w:t xml:space="preserve"> de inicio de sesión de </w:t>
+      </w:r>
+      <w:proofErr w:type="spellStart"/>
+      <w:r>
+        <w:t>OrangeHRM</w:t>
+      </w:r>
+      <w:proofErr w:type="spellEnd"/>
+      <w:r>
+        <w:t>.</w:t>
       </w:r>
       <w:r>
         <w:br/>
@@ -3486,19 +3836,75 @@
         <w:t>módulo</w:t>
       </w:r>
       <w:r>
-        <w:t xml:space="preserve"> PIM (Personal Information Management) manejando los tiempos de carga asíncronos.</w:t>
+        <w:t xml:space="preserve"> PIM (Personal </w:t>
+      </w:r>
+      <w:proofErr w:type="spellStart"/>
+      <w:r>
+        <w:t>Information</w:t>
+      </w:r>
+      <w:proofErr w:type="spellEnd"/>
+      <w:r>
+        <w:t xml:space="preserve"> Management) manejando los tiempos de carga asíncronos.</w:t>
       </w:r>
       <w:r>
         <w:br/>
-        <w:t>5- Se completa el formulario para crear un nuevo empleado con datos de pruebas estrcuturados.</w:t>
+        <w:t xml:space="preserve">5- Se completa el formulario para crear un nuevo empleado con datos de pruebas </w:t>
+      </w:r>
+      <w:proofErr w:type="spellStart"/>
+      <w:r>
+        <w:t>estrcuturados</w:t>
+      </w:r>
+      <w:proofErr w:type="spellEnd"/>
+      <w:r>
+        <w:t>.</w:t>
       </w:r>
       <w:r>
         <w:br/>
-        <w:t>6- El sistema guarda el registro y valida que el mensaje de éxito se despliegue correctamente en el Front-End.</w:t>
+        <w:t>6- El sistema guarda el registro y valida que el mensaje de éxito se despliegue correctamente en el Front-</w:t>
+      </w:r>
+      <w:proofErr w:type="spellStart"/>
+      <w:r>
+        <w:t>End</w:t>
+      </w:r>
+      <w:proofErr w:type="spellEnd"/>
+      <w:r>
+        <w:t>.</w:t>
       </w:r>
       <w:r>
         <w:br/>
-        <w:t>7- Finalizada la prueba, Github Actions genera y publica un reporte visual con Allule reports detallando los resultados de la ejecución.</w:t>
+        <w:t xml:space="preserve">7- Finalizada la prueba, </w:t>
+      </w:r>
+      <w:proofErr w:type="spellStart"/>
+      <w:r>
+        <w:t>Github</w:t>
+      </w:r>
+      <w:proofErr w:type="spellEnd"/>
+      <w:r>
+        <w:t xml:space="preserve"> </w:t>
+      </w:r>
+      <w:proofErr w:type="spellStart"/>
+      <w:r>
+        <w:t>Actions</w:t>
+      </w:r>
+      <w:proofErr w:type="spellEnd"/>
+      <w:r>
+        <w:t xml:space="preserve"> genera y publica un reporte visual con </w:t>
+      </w:r>
+      <w:proofErr w:type="spellStart"/>
+      <w:r>
+        <w:t>Allule</w:t>
+      </w:r>
+      <w:proofErr w:type="spellEnd"/>
+      <w:r>
+        <w:t xml:space="preserve"> </w:t>
+      </w:r>
+      <w:proofErr w:type="spellStart"/>
+      <w:r>
+        <w:t>reports</w:t>
+      </w:r>
+      <w:proofErr w:type="spellEnd"/>
+      <w:r>
+        <w:t xml:space="preserve"> detallando los resultados de la ejecución.</w:t>
       </w:r>
     </w:p>
     <w:p/>
@@ -3507,9 +3913,22 @@
         <w:pStyle w:val="Ttulo2"/>
       </w:pPr>
       <w:bookmarkStart w:id="9" w:name="_Toc238070668"/>
+      <w:proofErr w:type="spellStart"/>
       <w:r>
         <w:lastRenderedPageBreak/>
-        <w:t>Story Board del PMV</w:t>
+        <w:t>Story</w:t>
+      </w:r>
+      <w:proofErr w:type="spellEnd"/>
+      <w:r>
+        <w:t xml:space="preserve"> </w:t>
+      </w:r>
+      <w:proofErr w:type="spellStart"/>
+      <w:r>
+        <w:t>Board</w:t>
+      </w:r>
+      <w:proofErr w:type="spellEnd"/>
+      <w:r>
+        <w:t xml:space="preserve"> del PMV</w:t>
       </w:r>
       <w:bookmarkEnd w:id="9"/>
     </w:p>
@@ -3611,6 +4030,57 @@
         <w:t>Épica 001</w:t>
       </w:r>
       <w:bookmarkEnd w:id="11"/>
+      <w:r>
+        <w:t xml:space="preserve">: </w:t>
+      </w:r>
+      <w:r>
+        <w:rPr>
+          <w:color w:val="auto"/>
+        </w:rPr>
+        <w:t xml:space="preserve">Arquitectura base del </w:t>
+      </w:r>
+      <w:proofErr w:type="spellStart"/>
+      <w:r>
+        <w:rPr>
+          <w:color w:val="auto"/>
+        </w:rPr>
+        <w:t>framework</w:t>
+      </w:r>
+      <w:proofErr w:type="spellEnd"/>
+      <w:r>
+        <w:rPr>
+          <w:color w:val="auto"/>
+        </w:rPr>
+        <w:t xml:space="preserve"> y Patrón de diseño Page </w:t>
+      </w:r>
+      <w:proofErr w:type="spellStart"/>
+      <w:r>
+        <w:rPr>
+          <w:color w:val="auto"/>
+        </w:rPr>
+        <w:t>object</w:t>
+      </w:r>
+      <w:proofErr w:type="spellEnd"/>
+      <w:r>
+        <w:rPr>
+          <w:color w:val="auto"/>
+        </w:rPr>
+        <w:t xml:space="preserve"> </w:t>
+      </w:r>
+      <w:proofErr w:type="spellStart"/>
+      <w:r>
+        <w:rPr>
+          <w:color w:val="auto"/>
+        </w:rPr>
+        <w:t>Model</w:t>
+      </w:r>
+      <w:proofErr w:type="spellEnd"/>
+      <w:r>
+        <w:rPr>
+          <w:color w:val="auto"/>
+        </w:rPr>
+        <w:t xml:space="preserve"> (POM)</w:t>
+      </w:r>
     </w:p>
     <w:p>
       <w:pPr>
@@ -3623,23 +4093,67 @@
       <w:bookmarkEnd w:id="12"/>
     </w:p>
     <w:p>
-      <w:pPr>
-        <w:rPr>
-          <w:lang w:val="es-ES" w:eastAsia="es-ES"/>
-        </w:rPr>
-      </w:pPr>
-      <w:r>
-        <w:rPr>
-          <w:lang w:val="es-ES" w:eastAsia="es-ES"/>
-        </w:rPr>
-        <w:t>Como [ACTOR] quiero [ACCION A REALZIAR] para [OBJETIVO].</w:t>
+      <w:bookmarkStart w:id="13" w:name="_Toc238070672"/>
+      <w:r>
+        <w:t xml:space="preserve">Como ingenieros de automatización QA queremos diseñar e implementar la estructura base del </w:t>
+      </w:r>
+      <w:proofErr w:type="spellStart"/>
+      <w:r>
+        <w:t>framework</w:t>
+      </w:r>
+      <w:proofErr w:type="spellEnd"/>
+      <w:r>
+        <w:t xml:space="preserve"> utilizando </w:t>
+      </w:r>
+      <w:proofErr w:type="spellStart"/>
+      <w:r>
+        <w:t>playwright</w:t>
+      </w:r>
+      <w:proofErr w:type="spellEnd"/>
+      <w:r>
+        <w:t xml:space="preserve"> y el diseño (POM) page </w:t>
+      </w:r>
+      <w:proofErr w:type="spellStart"/>
+      <w:r>
+        <w:t>object</w:t>
+      </w:r>
+      <w:proofErr w:type="spellEnd"/>
+      <w:r>
+        <w:t xml:space="preserve"> </w:t>
+      </w:r>
+      <w:proofErr w:type="spellStart"/>
+      <w:r>
+        <w:t>model</w:t>
+      </w:r>
+      <w:proofErr w:type="spellEnd"/>
+      <w:r>
+        <w:t>.</w:t>
+      </w:r>
+      <w:r>
+        <w:br/>
+        <w:t xml:space="preserve">Para desacoplar la </w:t>
+      </w:r>
+      <w:proofErr w:type="gramStart"/>
+      <w:r>
+        <w:t>lógica  de</w:t>
+      </w:r>
+      <w:proofErr w:type="gramEnd"/>
+      <w:r>
+        <w:t xml:space="preserve"> navegación de los selectores web y asegurar mantenibilidad ante cambios en el Front-</w:t>
+      </w:r>
+      <w:proofErr w:type="spellStart"/>
+      <w:r>
+        <w:t>End</w:t>
+      </w:r>
+      <w:proofErr w:type="spellEnd"/>
+      <w:r>
+        <w:t>.</w:t>
       </w:r>
     </w:p>
     <w:p>
       <w:pPr>
         <w:pStyle w:val="Ttulo3"/>
       </w:pPr>
-      <w:bookmarkStart w:id="13" w:name="_Toc238070672"/>
       <w:r>
         <w:t>Criterios de Aceptación</w:t>
       </w:r>
@@ -3658,9 +4172,65 @@
       </w:pPr>
       <w:r>
         <w:rPr>
+          <w:b/>
+          <w:bCs/>
           <w:lang w:val="es-ES" w:eastAsia="es-ES"/>
         </w:rPr>
         <w:t>Criterio 1</w:t>
+      </w:r>
+      <w:r>
+        <w:rPr>
+          <w:lang w:val="es-ES" w:eastAsia="es-ES"/>
+        </w:rPr>
+        <w:t>:</w:t>
+      </w:r>
+      <w:r>
+        <w:rPr>
+          <w:lang w:val="es-ES" w:eastAsia="es-ES"/>
+        </w:rPr>
+        <w:t xml:space="preserve"> Estructura modular separando paginas (‘</w:t>
+      </w:r>
+      <w:proofErr w:type="spellStart"/>
+      <w:r>
+        <w:rPr>
+          <w:lang w:val="es-ES" w:eastAsia="es-ES"/>
+        </w:rPr>
+        <w:t>pages</w:t>
+      </w:r>
+      <w:proofErr w:type="spellEnd"/>
+      <w:r>
+        <w:rPr>
+          <w:lang w:val="es-ES" w:eastAsia="es-ES"/>
+        </w:rPr>
+        <w:t>/’), casos de prueba (‘</w:t>
+      </w:r>
+      <w:proofErr w:type="spellStart"/>
+      <w:r>
+        <w:rPr>
+          <w:lang w:val="es-ES" w:eastAsia="es-ES"/>
+        </w:rPr>
+        <w:t>tests</w:t>
+      </w:r>
+      <w:proofErr w:type="spellEnd"/>
+      <w:r>
+        <w:rPr>
+          <w:lang w:val="es-ES" w:eastAsia="es-ES"/>
+        </w:rPr>
+        <w:t>/’) y configuración global (‘</w:t>
+      </w:r>
+      <w:proofErr w:type="spellStart"/>
+      <w:r>
+        <w:rPr>
+          <w:lang w:val="es-ES" w:eastAsia="es-ES"/>
+        </w:rPr>
+        <w:t>playwright.config.ts</w:t>
+      </w:r>
+      <w:proofErr w:type="spellEnd"/>
+      <w:r>
+        <w:rPr>
+          <w:lang w:val="es-ES" w:eastAsia="es-ES"/>
+        </w:rPr>
+        <w:t>’)</w:t>
       </w:r>
     </w:p>
     <w:p>
@@ -3676,9 +4246,39 @@
       </w:pPr>
       <w:r>
         <w:rPr>
+          <w:b/>
+          <w:bCs/>
           <w:lang w:val="es-ES" w:eastAsia="es-ES"/>
         </w:rPr>
         <w:t>Criterio 2</w:t>
+      </w:r>
+      <w:r>
+        <w:rPr>
+          <w:b/>
+          <w:bCs/>
+          <w:lang w:val="es-ES" w:eastAsia="es-ES"/>
+        </w:rPr>
+        <w:t>:</w:t>
+      </w:r>
+      <w:r>
+        <w:rPr>
+          <w:lang w:val="es-ES" w:eastAsia="es-ES"/>
+        </w:rPr>
+        <w:t xml:space="preserve"> Las clases POM encapsulan el 100% de los selectores web y métodos sin elementos </w:t>
+      </w:r>
+      <w:proofErr w:type="spellStart"/>
+      <w:r>
+        <w:rPr>
+          <w:lang w:val="es-ES" w:eastAsia="es-ES"/>
+        </w:rPr>
+        <w:t>hardcodeados</w:t>
+      </w:r>
+      <w:proofErr w:type="spellEnd"/>
+      <w:r>
+        <w:rPr>
+          <w:lang w:val="es-ES" w:eastAsia="es-ES"/>
+        </w:rPr>
+        <w:t xml:space="preserve"> en los test.</w:t>
       </w:r>
     </w:p>
     <w:p>
@@ -3694,9 +4294,39 @@
       </w:pPr>
       <w:r>
         <w:rPr>
+          <w:b/>
+          <w:bCs/>
           <w:lang w:val="es-ES" w:eastAsia="es-ES"/>
         </w:rPr>
         <w:t>Criterio 3</w:t>
+      </w:r>
+      <w:r>
+        <w:rPr>
+          <w:b/>
+          <w:bCs/>
+          <w:lang w:val="es-ES" w:eastAsia="es-ES"/>
+        </w:rPr>
+        <w:t>:</w:t>
+      </w:r>
+      <w:r>
+        <w:rPr>
+          <w:lang w:val="es-ES" w:eastAsia="es-ES"/>
+        </w:rPr>
+        <w:t xml:space="preserve"> Tipado estático riguroso mediante </w:t>
+      </w:r>
+      <w:proofErr w:type="spellStart"/>
+      <w:r>
+        <w:rPr>
+          <w:lang w:val="es-ES" w:eastAsia="es-ES"/>
+        </w:rPr>
+        <w:t>TypeScript</w:t>
+      </w:r>
+      <w:proofErr w:type="spellEnd"/>
+      <w:r>
+        <w:rPr>
+          <w:lang w:val="es-ES" w:eastAsia="es-ES"/>
+        </w:rPr>
+        <w:t xml:space="preserve"> para reducir errores de compilación.</w:t>
       </w:r>
     </w:p>
     <w:p/>
@@ -3709,6 +4339,29 @@
         <w:t>Épica 002</w:t>
       </w:r>
       <w:bookmarkEnd w:id="14"/>
+      <w:r>
+        <w:t xml:space="preserve">: </w:t>
+      </w:r>
+      <w:r>
+        <w:rPr>
+          <w:color w:val="auto"/>
+        </w:rPr>
+        <w:t>Automatización de Flujos transaccionales críticos de Front-</w:t>
+      </w:r>
+      <w:proofErr w:type="spellStart"/>
+      <w:r>
+        <w:rPr>
+          <w:color w:val="auto"/>
+        </w:rPr>
+        <w:t>End</w:t>
+      </w:r>
+      <w:proofErr w:type="spellEnd"/>
+      <w:r>
+        <w:rPr>
+          <w:color w:val="auto"/>
+        </w:rPr>
+        <w:t>.</w:t>
+      </w:r>
     </w:p>
     <w:p>
       <w:pPr>
@@ -3730,7 +4383,51 @@
         <w:rPr>
           <w:lang w:val="es-ES" w:eastAsia="es-ES"/>
         </w:rPr>
-        <w:t>Como [ACTOR] quiero [ACCION A REALZIAR] para [OBJETIVO].</w:t>
+        <w:t>Como analista de calidad de software, quiero automatizar la suite de pruebas funcionales para los flujos de autenticación, cat</w:t>
+      </w:r>
+      <w:r>
+        <w:rPr>
+          <w:lang w:val="es-ES" w:eastAsia="es-ES"/>
+        </w:rPr>
+        <w:t>á</w:t>
+      </w:r>
+      <w:r>
+        <w:rPr>
+          <w:lang w:val="es-ES" w:eastAsia="es-ES"/>
+        </w:rPr>
+        <w:t xml:space="preserve">logo y </w:t>
+      </w:r>
+      <w:proofErr w:type="spellStart"/>
+      <w:r>
+        <w:rPr>
+          <w:lang w:val="es-ES" w:eastAsia="es-ES"/>
+        </w:rPr>
+        <w:t>ch</w:t>
+      </w:r>
+      <w:r>
+        <w:rPr>
+          <w:lang w:val="es-ES" w:eastAsia="es-ES"/>
+        </w:rPr>
+        <w:t>e</w:t>
+      </w:r>
+      <w:r>
+        <w:rPr>
+          <w:lang w:val="es-ES" w:eastAsia="es-ES"/>
+        </w:rPr>
+        <w:t>ckout</w:t>
+      </w:r>
+      <w:proofErr w:type="spellEnd"/>
+      <w:r>
+        <w:rPr>
+          <w:lang w:val="es-ES" w:eastAsia="es-ES"/>
+        </w:rPr>
+        <w:t xml:space="preserve"> transaccional</w:t>
+      </w:r>
+      <w:r>
+        <w:rPr>
+          <w:lang w:val="es-ES" w:eastAsia="es-ES"/>
+        </w:rPr>
+        <w:t>, para garantizar que las funcionalidades principales operen sin defectos en todas las plataformas soportadas.</w:t>
       </w:r>
     </w:p>
     <w:p>
@@ -3756,9 +4453,53 @@
       </w:pPr>
       <w:r>
         <w:rPr>
+          <w:b/>
+          <w:bCs/>
           <w:lang w:val="es-ES" w:eastAsia="es-ES"/>
         </w:rPr>
         <w:t>Criterio 1</w:t>
+      </w:r>
+      <w:r>
+        <w:rPr>
+          <w:b/>
+          <w:bCs/>
+          <w:lang w:val="es-ES" w:eastAsia="es-ES"/>
+        </w:rPr>
+        <w:t>:</w:t>
+      </w:r>
+      <w:r>
+        <w:rPr>
+          <w:lang w:val="es-ES" w:eastAsia="es-ES"/>
+        </w:rPr>
+        <w:t xml:space="preserve"> Cobertura del 100% de los flujos críticos de </w:t>
+      </w:r>
+      <w:proofErr w:type="spellStart"/>
+      <w:r>
+        <w:rPr>
+          <w:lang w:val="es-ES" w:eastAsia="es-ES"/>
+        </w:rPr>
+        <w:t>Login</w:t>
+      </w:r>
+      <w:proofErr w:type="spellEnd"/>
+      <w:r>
+        <w:rPr>
+          <w:lang w:val="es-ES" w:eastAsia="es-ES"/>
+        </w:rPr>
+        <w:t xml:space="preserve">, </w:t>
+      </w:r>
+      <w:proofErr w:type="spellStart"/>
+      <w:r>
+        <w:rPr>
+          <w:lang w:val="es-ES" w:eastAsia="es-ES"/>
+        </w:rPr>
+        <w:t>Busqueda</w:t>
+      </w:r>
+      <w:proofErr w:type="spellEnd"/>
+      <w:r>
+        <w:rPr>
+          <w:lang w:val="es-ES" w:eastAsia="es-ES"/>
+        </w:rPr>
+        <w:t>/Filtro y Flujo de compra.</w:t>
       </w:r>
     </w:p>
     <w:p>
@@ -3774,9 +4515,25 @@
       </w:pPr>
       <w:r>
         <w:rPr>
+          <w:b/>
+          <w:bCs/>
           <w:lang w:val="es-ES" w:eastAsia="es-ES"/>
         </w:rPr>
         <w:t>Criterio 2</w:t>
+      </w:r>
+      <w:r>
+        <w:rPr>
+          <w:b/>
+          <w:bCs/>
+          <w:lang w:val="es-ES" w:eastAsia="es-ES"/>
+        </w:rPr>
+        <w:t>:</w:t>
+      </w:r>
+      <w:r>
+        <w:rPr>
+          <w:lang w:val="es-ES" w:eastAsia="es-ES"/>
+        </w:rPr>
+        <w:t xml:space="preserve"> Integración de datos de prueba dinámicos mediante archivos Fixtures en formato JSON.</w:t>
       </w:r>
     </w:p>
     <w:p>
@@ -3792,10 +4549,645 @@
       </w:pPr>
       <w:r>
         <w:rPr>
+          <w:b/>
+          <w:bCs/>
           <w:lang w:val="es-ES" w:eastAsia="es-ES"/>
         </w:rPr>
         <w:t>Criterio 3</w:t>
       </w:r>
+      <w:r>
+        <w:rPr>
+          <w:b/>
+          <w:bCs/>
+          <w:lang w:val="es-ES" w:eastAsia="es-ES"/>
+        </w:rPr>
+        <w:t>:</w:t>
+      </w:r>
+      <w:r>
+        <w:rPr>
+          <w:lang w:val="es-ES" w:eastAsia="es-ES"/>
+        </w:rPr>
+        <w:t xml:space="preserve"> Implementación de </w:t>
+      </w:r>
+      <w:proofErr w:type="spellStart"/>
+      <w:r>
+        <w:rPr>
+          <w:lang w:val="es-ES" w:eastAsia="es-ES"/>
+        </w:rPr>
+        <w:t>auto-esperas</w:t>
+      </w:r>
+      <w:proofErr w:type="spellEnd"/>
+      <w:r>
+        <w:rPr>
+          <w:lang w:val="es-ES" w:eastAsia="es-ES"/>
+        </w:rPr>
+        <w:t xml:space="preserve"> inteligentes asegurando una tasa de </w:t>
+      </w:r>
+      <w:proofErr w:type="spellStart"/>
+      <w:r>
+        <w:rPr>
+          <w:lang w:val="es-ES" w:eastAsia="es-ES"/>
+        </w:rPr>
+        <w:t>flakiness</w:t>
+      </w:r>
+      <w:proofErr w:type="spellEnd"/>
+      <w:r>
+        <w:rPr>
+          <w:lang w:val="es-ES" w:eastAsia="es-ES"/>
+        </w:rPr>
+        <w:t xml:space="preserve"> inferior al 2%.</w:t>
+      </w:r>
+    </w:p>
+    <w:p>
+      <w:pPr>
+        <w:pStyle w:val="Ttulo2"/>
+      </w:pPr>
+      <w:r>
+        <w:lastRenderedPageBreak/>
+        <w:t>Épica 00</w:t>
+      </w:r>
+      <w:r>
+        <w:t>3</w:t>
+      </w:r>
+      <w:r>
+        <w:t xml:space="preserve">: </w:t>
+      </w:r>
+      <w:r>
+        <w:rPr>
+          <w:color w:val="auto"/>
+        </w:rPr>
+        <w:t xml:space="preserve">Integración y Orquestación Cloud con </w:t>
+      </w:r>
+      <w:proofErr w:type="spellStart"/>
+      <w:r>
+        <w:rPr>
+          <w:color w:val="auto"/>
+        </w:rPr>
+        <w:t>BrowserStack</w:t>
+      </w:r>
+      <w:proofErr w:type="spellEnd"/>
+      <w:r>
+        <w:rPr>
+          <w:color w:val="auto"/>
+        </w:rPr>
+        <w:t xml:space="preserve"> </w:t>
+      </w:r>
+      <w:proofErr w:type="spellStart"/>
+      <w:r>
+        <w:rPr>
+          <w:color w:val="auto"/>
+        </w:rPr>
+        <w:t>Automate</w:t>
+      </w:r>
+      <w:proofErr w:type="spellEnd"/>
+    </w:p>
+    <w:p>
+      <w:pPr>
+        <w:pStyle w:val="Ttulo3"/>
+      </w:pPr>
+      <w:r>
+        <w:t>Definición</w:t>
+      </w:r>
+    </w:p>
+    <w:p>
+      <w:pPr>
+        <w:rPr>
+          <w:lang w:val="es-ES" w:eastAsia="es-ES"/>
+        </w:rPr>
+      </w:pPr>
+      <w:r>
+        <w:rPr>
+          <w:lang w:val="es-ES" w:eastAsia="es-ES"/>
+        </w:rPr>
+        <w:t xml:space="preserve">Como líder técnico de proyecto, quiero integrar el </w:t>
+      </w:r>
+      <w:proofErr w:type="spellStart"/>
+      <w:r>
+        <w:rPr>
+          <w:lang w:val="es-ES" w:eastAsia="es-ES"/>
+        </w:rPr>
+        <w:t>framework</w:t>
+      </w:r>
+      <w:proofErr w:type="spellEnd"/>
+      <w:r>
+        <w:rPr>
+          <w:lang w:val="es-ES" w:eastAsia="es-ES"/>
+        </w:rPr>
+        <w:t xml:space="preserve"> con la plataforma en la nube de </w:t>
+      </w:r>
+      <w:proofErr w:type="spellStart"/>
+      <w:r>
+        <w:rPr>
+          <w:lang w:val="es-ES" w:eastAsia="es-ES"/>
+        </w:rPr>
+        <w:t>BrowserStack</w:t>
+      </w:r>
+      <w:proofErr w:type="spellEnd"/>
+      <w:r>
+        <w:rPr>
+          <w:lang w:val="es-ES" w:eastAsia="es-ES"/>
+        </w:rPr>
+        <w:t>, para ejecutar pruebas funcionales automatizadas sobre múltiples combinaciones de navegadores y sistemas operativos de forma remota y paralela.</w:t>
+      </w:r>
+    </w:p>
+    <w:p>
+      <w:pPr>
+        <w:pStyle w:val="Ttulo3"/>
+      </w:pPr>
+      <w:r>
+        <w:t>Criterios de Aceptación</w:t>
+      </w:r>
+    </w:p>
+    <w:p>
+      <w:pPr>
+        <w:pStyle w:val="Prrafodelista"/>
+        <w:numPr>
+          <w:ilvl w:val="0"/>
+          <w:numId w:val="14"/>
+        </w:numPr>
+        <w:rPr>
+          <w:lang w:val="es-ES" w:eastAsia="es-ES"/>
+        </w:rPr>
+      </w:pPr>
+      <w:r>
+        <w:rPr>
+          <w:b/>
+          <w:bCs/>
+          <w:lang w:val="es-ES" w:eastAsia="es-ES"/>
+        </w:rPr>
+        <w:t>Criterio 1:</w:t>
+      </w:r>
+      <w:r>
+        <w:rPr>
+          <w:lang w:val="es-ES" w:eastAsia="es-ES"/>
+        </w:rPr>
+        <w:t xml:space="preserve"> </w:t>
+      </w:r>
+      <w:r>
+        <w:rPr>
+          <w:lang w:val="es-ES" w:eastAsia="es-ES"/>
+        </w:rPr>
+        <w:t>Configuración exitosa del SDK/archivo ‘</w:t>
+      </w:r>
+      <w:proofErr w:type="spellStart"/>
+      <w:r>
+        <w:rPr>
+          <w:lang w:val="es-ES" w:eastAsia="es-ES"/>
+        </w:rPr>
+        <w:t>browserstack.yml</w:t>
+      </w:r>
+      <w:proofErr w:type="spellEnd"/>
+      <w:r>
+        <w:rPr>
+          <w:lang w:val="es-ES" w:eastAsia="es-ES"/>
+        </w:rPr>
+        <w:t>’ con credenciales seguras (</w:t>
+      </w:r>
+      <w:proofErr w:type="spellStart"/>
+      <w:r>
+        <w:rPr>
+          <w:lang w:val="es-ES" w:eastAsia="es-ES"/>
+        </w:rPr>
+        <w:t>username</w:t>
+      </w:r>
+      <w:proofErr w:type="spellEnd"/>
+      <w:r>
+        <w:rPr>
+          <w:lang w:val="es-ES" w:eastAsia="es-ES"/>
+        </w:rPr>
+        <w:t xml:space="preserve"> y Access Key)</w:t>
+      </w:r>
+    </w:p>
+    <w:p>
+      <w:pPr>
+        <w:pStyle w:val="Prrafodelista"/>
+        <w:numPr>
+          <w:ilvl w:val="0"/>
+          <w:numId w:val="14"/>
+        </w:numPr>
+        <w:rPr>
+          <w:lang w:val="es-ES" w:eastAsia="es-ES"/>
+        </w:rPr>
+      </w:pPr>
+      <w:r>
+        <w:rPr>
+          <w:b/>
+          <w:bCs/>
+          <w:lang w:val="es-ES" w:eastAsia="es-ES"/>
+        </w:rPr>
+        <w:t>Criterio 2:</w:t>
+      </w:r>
+      <w:r>
+        <w:rPr>
+          <w:lang w:val="es-ES" w:eastAsia="es-ES"/>
+        </w:rPr>
+        <w:t xml:space="preserve"> </w:t>
+      </w:r>
+      <w:r>
+        <w:rPr>
+          <w:lang w:val="es-ES" w:eastAsia="es-ES"/>
+        </w:rPr>
+        <w:t xml:space="preserve">Ejecución remota </w:t>
+      </w:r>
+      <w:proofErr w:type="spellStart"/>
+      <w:r>
+        <w:rPr>
+          <w:lang w:val="es-ES" w:eastAsia="es-ES"/>
+        </w:rPr>
+        <w:t>multi-browser</w:t>
+      </w:r>
+      <w:proofErr w:type="spellEnd"/>
+      <w:r>
+        <w:rPr>
+          <w:lang w:val="es-ES" w:eastAsia="es-ES"/>
+        </w:rPr>
+        <w:t xml:space="preserve"> (Chrome, Safari, Firefox, Edge) t responsive (Desktop vs Mobile </w:t>
+      </w:r>
+      <w:proofErr w:type="spellStart"/>
+      <w:r>
+        <w:rPr>
+          <w:lang w:val="es-ES" w:eastAsia="es-ES"/>
+        </w:rPr>
+        <w:t>viewport</w:t>
+      </w:r>
+      <w:proofErr w:type="spellEnd"/>
+      <w:r>
+        <w:rPr>
+          <w:lang w:val="es-ES" w:eastAsia="es-ES"/>
+        </w:rPr>
+        <w:t>) en la nube.</w:t>
+      </w:r>
+    </w:p>
+    <w:p>
+      <w:pPr>
+        <w:pStyle w:val="Prrafodelista"/>
+        <w:numPr>
+          <w:ilvl w:val="0"/>
+          <w:numId w:val="14"/>
+        </w:numPr>
+        <w:rPr>
+          <w:lang w:val="es-ES" w:eastAsia="es-ES"/>
+        </w:rPr>
+      </w:pPr>
+      <w:r>
+        <w:rPr>
+          <w:b/>
+          <w:bCs/>
+          <w:lang w:val="es-ES" w:eastAsia="es-ES"/>
+        </w:rPr>
+        <w:t>Criterio 3:</w:t>
+      </w:r>
+      <w:r>
+        <w:rPr>
+          <w:lang w:val="es-ES" w:eastAsia="es-ES"/>
+        </w:rPr>
+        <w:t xml:space="preserve"> </w:t>
+      </w:r>
+      <w:proofErr w:type="spellStart"/>
+      <w:r>
+        <w:rPr>
+          <w:lang w:val="es-ES" w:eastAsia="es-ES"/>
+        </w:rPr>
+        <w:t>Paralelizacion</w:t>
+      </w:r>
+      <w:proofErr w:type="spellEnd"/>
+      <w:r>
+        <w:rPr>
+          <w:lang w:val="es-ES" w:eastAsia="es-ES"/>
+        </w:rPr>
+        <w:t xml:space="preserve"> de hilos (*</w:t>
+      </w:r>
+      <w:proofErr w:type="spellStart"/>
+      <w:r>
+        <w:rPr>
+          <w:lang w:val="es-ES" w:eastAsia="es-ES"/>
+        </w:rPr>
+        <w:t>threads</w:t>
+      </w:r>
+      <w:proofErr w:type="spellEnd"/>
+      <w:r>
+        <w:rPr>
+          <w:lang w:val="es-ES" w:eastAsia="es-ES"/>
+        </w:rPr>
+        <w:t xml:space="preserve">*) para reducir el tiempo total de regresión </w:t>
+      </w:r>
+      <w:proofErr w:type="spellStart"/>
+      <w:r>
+        <w:rPr>
+          <w:lang w:val="es-ES" w:eastAsia="es-ES"/>
+        </w:rPr>
+        <w:t>cross</w:t>
+      </w:r>
+      <w:proofErr w:type="spellEnd"/>
+      <w:r>
+        <w:rPr>
+          <w:lang w:val="es-ES" w:eastAsia="es-ES"/>
+        </w:rPr>
+        <w:t>-browser en al menos un 60%</w:t>
+      </w:r>
+    </w:p>
+    <w:p>
+      <w:pPr>
+        <w:pStyle w:val="Ttulo2"/>
+      </w:pPr>
+      <w:r>
+        <w:t>Épica 00</w:t>
+      </w:r>
+      <w:r>
+        <w:t>4</w:t>
+      </w:r>
+      <w:r>
+        <w:t xml:space="preserve">: </w:t>
+      </w:r>
+      <w:r>
+        <w:rPr>
+          <w:color w:val="auto"/>
+        </w:rPr>
+        <w:t xml:space="preserve">Telemetría, Monitoreo y </w:t>
+      </w:r>
+      <w:proofErr w:type="spellStart"/>
+      <w:r>
+        <w:rPr>
+          <w:color w:val="auto"/>
+        </w:rPr>
+        <w:t>Dashboard</w:t>
+      </w:r>
+      <w:proofErr w:type="spellEnd"/>
+      <w:r>
+        <w:rPr>
+          <w:color w:val="auto"/>
+        </w:rPr>
+        <w:t xml:space="preserve"> de </w:t>
+      </w:r>
+      <w:proofErr w:type="spellStart"/>
+      <w:r>
+        <w:rPr>
+          <w:color w:val="auto"/>
+        </w:rPr>
+        <w:t>Reportabilidad</w:t>
+      </w:r>
+      <w:proofErr w:type="spellEnd"/>
+      <w:r>
+        <w:rPr>
+          <w:color w:val="auto"/>
+        </w:rPr>
+        <w:t xml:space="preserve"> en </w:t>
+      </w:r>
+      <w:proofErr w:type="spellStart"/>
+      <w:r>
+        <w:rPr>
+          <w:color w:val="auto"/>
+        </w:rPr>
+        <w:t>BrowserStack</w:t>
+      </w:r>
+      <w:proofErr w:type="spellEnd"/>
+    </w:p>
+    <w:p>
+      <w:pPr>
+        <w:pStyle w:val="Ttulo3"/>
+      </w:pPr>
+      <w:r>
+        <w:t>Definición</w:t>
+      </w:r>
+    </w:p>
+    <w:p>
+      <w:pPr>
+        <w:pBdr>
+          <w:top w:val="nil"/>
+          <w:left w:val="nil"/>
+          <w:bottom w:val="nil"/>
+          <w:right w:val="nil"/>
+          <w:between w:val="nil"/>
+        </w:pBdr>
+        <w:spacing w:after="0"/>
+        <w:jc w:val="both"/>
+      </w:pPr>
+      <w:r>
+        <w:rPr>
+          <w:i/>
+          <w:iCs/>
+        </w:rPr>
+        <w:t>Como</w:t>
+      </w:r>
+      <w:r>
+        <w:t xml:space="preserve"> Evaluador del Proyecto / </w:t>
+      </w:r>
+      <w:proofErr w:type="spellStart"/>
+      <w:r>
+        <w:t>Stakeholder</w:t>
+      </w:r>
+      <w:proofErr w:type="spellEnd"/>
+      <w:r>
+        <w:t>,</w:t>
+      </w:r>
+      <w:r>
+        <w:t xml:space="preserve"> </w:t>
+      </w:r>
+      <w:r>
+        <w:rPr>
+          <w:i/>
+          <w:iCs/>
+        </w:rPr>
+        <w:t>quiero</w:t>
+      </w:r>
+      <w:r>
+        <w:t xml:space="preserve"> acceder al </w:t>
+      </w:r>
+      <w:proofErr w:type="spellStart"/>
+      <w:r>
+        <w:t>dashboard</w:t>
+      </w:r>
+      <w:proofErr w:type="spellEnd"/>
+      <w:r>
+        <w:t xml:space="preserve"> interactivo de </w:t>
+      </w:r>
+      <w:proofErr w:type="spellStart"/>
+      <w:r>
+        <w:t>BrowserStack</w:t>
+      </w:r>
+      <w:proofErr w:type="spellEnd"/>
+      <w:r>
+        <w:t xml:space="preserve"> con métricas, videos de ejecución y logs de red,</w:t>
+      </w:r>
+      <w:r>
+        <w:t xml:space="preserve"> </w:t>
+      </w:r>
+      <w:r>
+        <w:rPr>
+          <w:i/>
+          <w:iCs/>
+        </w:rPr>
+        <w:t>para</w:t>
+      </w:r>
+      <w:r>
+        <w:t xml:space="preserve"> auditar el comportamiento del Front-</w:t>
+      </w:r>
+      <w:proofErr w:type="spellStart"/>
+      <w:r>
+        <w:t>End</w:t>
+      </w:r>
+      <w:proofErr w:type="spellEnd"/>
+      <w:r>
+        <w:t xml:space="preserve"> en diferentes navegadores y validar la calidad del producto.</w:t>
+      </w:r>
+    </w:p>
+    <w:p>
+      <w:pPr>
+        <w:pStyle w:val="Ttulo3"/>
+      </w:pPr>
+      <w:r>
+        <w:t>Criterios de Aceptación</w:t>
+      </w:r>
+    </w:p>
+    <w:p>
+      <w:pPr>
+        <w:pStyle w:val="Prrafodelista"/>
+        <w:numPr>
+          <w:ilvl w:val="0"/>
+          <w:numId w:val="14"/>
+        </w:numPr>
+        <w:rPr>
+          <w:lang w:val="es-ES" w:eastAsia="es-ES"/>
+        </w:rPr>
+      </w:pPr>
+      <w:r>
+        <w:rPr>
+          <w:b/>
+          <w:bCs/>
+          <w:lang w:val="es-ES" w:eastAsia="es-ES"/>
+        </w:rPr>
+        <w:t>Criterio 1:</w:t>
+      </w:r>
+      <w:r>
+        <w:rPr>
+          <w:lang w:val="es-ES" w:eastAsia="es-ES"/>
+        </w:rPr>
+        <w:t xml:space="preserve"> </w:t>
+      </w:r>
+      <w:r>
+        <w:t xml:space="preserve">Registro automático del estado de la sesión (*Status: </w:t>
+      </w:r>
+      <w:proofErr w:type="spellStart"/>
+      <w:r>
+        <w:t>Passed</w:t>
+      </w:r>
+      <w:proofErr w:type="spellEnd"/>
+      <w:r>
+        <w:t xml:space="preserve"> / </w:t>
+      </w:r>
+      <w:proofErr w:type="spellStart"/>
+      <w:r>
+        <w:t>Failed</w:t>
+      </w:r>
+      <w:proofErr w:type="spellEnd"/>
+      <w:r>
+        <w:t xml:space="preserve">*) en el </w:t>
+      </w:r>
+      <w:proofErr w:type="spellStart"/>
+      <w:r>
+        <w:t>dashboard</w:t>
+      </w:r>
+      <w:proofErr w:type="spellEnd"/>
+      <w:r>
+        <w:t xml:space="preserve"> de </w:t>
+      </w:r>
+      <w:proofErr w:type="spellStart"/>
+      <w:r>
+        <w:t>BrowserStack</w:t>
+      </w:r>
+      <w:proofErr w:type="spellEnd"/>
+      <w:r>
+        <w:t>.</w:t>
+      </w:r>
+    </w:p>
+    <w:p>
+      <w:pPr>
+        <w:pStyle w:val="Prrafodelista"/>
+        <w:numPr>
+          <w:ilvl w:val="0"/>
+          <w:numId w:val="14"/>
+        </w:numPr>
+        <w:rPr>
+          <w:lang w:val="es-ES" w:eastAsia="es-ES"/>
+        </w:rPr>
+      </w:pPr>
+      <w:r>
+        <w:rPr>
+          <w:b/>
+          <w:bCs/>
+          <w:lang w:val="es-ES" w:eastAsia="es-ES"/>
+        </w:rPr>
+        <w:t>Criterio 2:</w:t>
+      </w:r>
+      <w:r>
+        <w:rPr>
+          <w:lang w:val="es-ES" w:eastAsia="es-ES"/>
+        </w:rPr>
+        <w:t xml:space="preserve"> </w:t>
+      </w:r>
+      <w:r>
+        <w:t xml:space="preserve">Disponibilidad inmediata de la grabación de video, </w:t>
+      </w:r>
+      <w:proofErr w:type="spellStart"/>
+      <w:r>
+        <w:t>console</w:t>
+      </w:r>
+      <w:proofErr w:type="spellEnd"/>
+      <w:r>
+        <w:t xml:space="preserve"> logs y </w:t>
+      </w:r>
+      <w:proofErr w:type="spellStart"/>
+      <w:r>
+        <w:t>network</w:t>
+      </w:r>
+      <w:proofErr w:type="spellEnd"/>
+      <w:r>
+        <w:t xml:space="preserve"> logs por cada prueba ejecutada en la nube.</w:t>
+      </w:r>
+    </w:p>
+    <w:p>
+      <w:pPr>
+        <w:pStyle w:val="Prrafodelista"/>
+        <w:numPr>
+          <w:ilvl w:val="0"/>
+          <w:numId w:val="14"/>
+        </w:numPr>
+        <w:rPr>
+          <w:lang w:val="es-ES" w:eastAsia="es-ES"/>
+        </w:rPr>
+      </w:pPr>
+      <w:r>
+        <w:rPr>
+          <w:b/>
+          <w:bCs/>
+          <w:lang w:val="es-ES" w:eastAsia="es-ES"/>
+        </w:rPr>
+        <w:t>Criterio 3:</w:t>
+      </w:r>
+      <w:r>
+        <w:rPr>
+          <w:lang w:val="es-ES" w:eastAsia="es-ES"/>
+        </w:rPr>
+        <w:t xml:space="preserve"> </w:t>
+      </w:r>
+      <w:r>
+        <w:t xml:space="preserve">Extracción de métricas de tiempo de respuesta y compatibilidad </w:t>
+      </w:r>
+      <w:proofErr w:type="spellStart"/>
+      <w:r>
+        <w:t>cross</w:t>
+      </w:r>
+      <w:proofErr w:type="spellEnd"/>
+      <w:r>
+        <w:t>-browser para la defensa de título.</w:t>
+      </w:r>
+    </w:p>
+    <w:p>
+      <w:pPr>
+        <w:rPr>
+          <w:lang w:val="es-ES" w:eastAsia="es-ES"/>
+        </w:rPr>
+      </w:pPr>
     </w:p>
     <w:p/>
     <w:p>
@@ -3836,9 +5228,31 @@
         <w:rPr>
           <w:rFonts w:asciiTheme="minorHAnsi" w:hAnsiTheme="minorHAnsi" w:cstheme="minorHAnsi"/>
         </w:rPr>
-        <w:t xml:space="preserve"> – Sobre Poker Planning</w:t>
+        <w:t xml:space="preserve"> – Sobre </w:t>
+      </w:r>
+      <w:proofErr w:type="spellStart"/>
+      <w:r>
+        <w:rPr>
+          <w:rFonts w:asciiTheme="minorHAnsi" w:hAnsiTheme="minorHAnsi" w:cstheme="minorHAnsi"/>
+        </w:rPr>
+        <w:t>Poker</w:t>
+      </w:r>
+      <w:proofErr w:type="spellEnd"/>
+      <w:r>
+        <w:rPr>
+          <w:rFonts w:asciiTheme="minorHAnsi" w:hAnsiTheme="minorHAnsi" w:cstheme="minorHAnsi"/>
+        </w:rPr>
+        <w:t xml:space="preserve"> </w:t>
+      </w:r>
+      <w:proofErr w:type="spellStart"/>
+      <w:r>
+        <w:rPr>
+          <w:rFonts w:asciiTheme="minorHAnsi" w:hAnsiTheme="minorHAnsi" w:cstheme="minorHAnsi"/>
+        </w:rPr>
+        <w:t>Planning</w:t>
       </w:r>
       <w:bookmarkEnd w:id="17"/>
+      <w:proofErr w:type="spellEnd"/>
     </w:p>
     <w:p>
       <w:pPr>
@@ -3865,13 +5279,14 @@
         <w:tblLook w:val="04A0" w:firstRow="1" w:lastRow="0" w:firstColumn="1" w:lastColumn="0" w:noHBand="0" w:noVBand="1"/>
       </w:tblPr>
       <w:tblGrid>
-        <w:gridCol w:w="5740"/>
-        <w:gridCol w:w="2977"/>
+        <w:gridCol w:w="4467"/>
+        <w:gridCol w:w="2380"/>
+        <w:gridCol w:w="2169"/>
       </w:tblGrid>
       <w:tr>
         <w:tc>
           <w:tcPr>
-            <w:tcW w:w="5740" w:type="dxa"/>
+            <w:tcW w:w="4467" w:type="dxa"/>
           </w:tcPr>
           <w:p>
             <w:r>
@@ -3881,11 +5296,21 @@
         </w:tc>
         <w:tc>
           <w:tcPr>
-            <w:tcW w:w="2977" w:type="dxa"/>
+            <w:tcW w:w="2380" w:type="dxa"/>
           </w:tcPr>
           <w:p>
             <w:r>
               <w:t>Tamaño en PF</w:t>
+            </w:r>
+          </w:p>
+        </w:tc>
+        <w:tc>
+          <w:tcPr>
+            <w:tcW w:w="2169" w:type="dxa"/>
+          </w:tcPr>
+          <w:p>
+            <w:r>
+              <w:t>Justificación</w:t>
             </w:r>
           </w:p>
         </w:tc>
@@ -3893,55 +5318,352 @@
       <w:tr>
         <w:tc>
           <w:tcPr>
-            <w:tcW w:w="5740" w:type="dxa"/>
+            <w:tcW w:w="4467" w:type="dxa"/>
           </w:tcPr>
-          <w:p/>
+          <w:p>
+            <w:r>
+              <w:rPr>
+                <w:sz w:val="18"/>
+                <w:szCs w:val="18"/>
+              </w:rPr>
+              <w:t>EP-001: Arquitectura Base &amp; POM</w:t>
+            </w:r>
+          </w:p>
         </w:tc>
         <w:tc>
           <w:tcPr>
-            <w:tcW w:w="2977" w:type="dxa"/>
+            <w:tcW w:w="2380" w:type="dxa"/>
           </w:tcPr>
-          <w:p/>
+          <w:p>
+            <w:pPr>
+              <w:jc w:val="center"/>
+              <w:rPr>
+                <w:sz w:val="18"/>
+                <w:szCs w:val="18"/>
+              </w:rPr>
+            </w:pPr>
+            <w:r>
+              <w:rPr>
+                <w:sz w:val="18"/>
+                <w:szCs w:val="18"/>
+              </w:rPr>
+              <w:t>8 PF</w:t>
+            </w:r>
+          </w:p>
+        </w:tc>
+        <w:tc>
+          <w:tcPr>
+            <w:tcW w:w="2169" w:type="dxa"/>
+          </w:tcPr>
+          <w:p>
+            <w:pPr>
+              <w:rPr>
+                <w:sz w:val="18"/>
+                <w:szCs w:val="18"/>
+              </w:rPr>
+            </w:pPr>
+            <w:r>
+              <w:rPr>
+                <w:sz w:val="18"/>
+                <w:szCs w:val="18"/>
+              </w:rPr>
+              <w:t xml:space="preserve">Configuración de </w:t>
+            </w:r>
+            <w:proofErr w:type="spellStart"/>
+            <w:r>
+              <w:rPr>
+                <w:sz w:val="18"/>
+                <w:szCs w:val="18"/>
+              </w:rPr>
+              <w:t>TypeScrip</w:t>
+            </w:r>
+            <w:proofErr w:type="spellEnd"/>
+            <w:r>
+              <w:rPr>
+                <w:sz w:val="18"/>
+                <w:szCs w:val="18"/>
+              </w:rPr>
+              <w:t>, clases POM base y manejo de variables.</w:t>
+            </w:r>
+          </w:p>
         </w:tc>
       </w:tr>
       <w:tr>
         <w:tc>
           <w:tcPr>
-            <w:tcW w:w="5740" w:type="dxa"/>
+            <w:tcW w:w="4467" w:type="dxa"/>
           </w:tcPr>
-          <w:p/>
+          <w:p>
+            <w:r>
+              <w:rPr>
+                <w:sz w:val="18"/>
+                <w:szCs w:val="18"/>
+              </w:rPr>
+              <w:t>EP-002: Automatización Flujos UI</w:t>
+            </w:r>
+          </w:p>
         </w:tc>
         <w:tc>
           <w:tcPr>
-            <w:tcW w:w="2977" w:type="dxa"/>
+            <w:tcW w:w="2380" w:type="dxa"/>
           </w:tcPr>
-          <w:p/>
+          <w:p>
+            <w:pPr>
+              <w:jc w:val="center"/>
+              <w:rPr>
+                <w:sz w:val="18"/>
+                <w:szCs w:val="18"/>
+              </w:rPr>
+            </w:pPr>
+            <w:r>
+              <w:rPr>
+                <w:sz w:val="18"/>
+                <w:szCs w:val="18"/>
+              </w:rPr>
+              <w:t>13 PF</w:t>
+            </w:r>
+          </w:p>
+        </w:tc>
+        <w:tc>
+          <w:tcPr>
+            <w:tcW w:w="2169" w:type="dxa"/>
+          </w:tcPr>
+          <w:p>
+            <w:pPr>
+              <w:rPr>
+                <w:sz w:val="18"/>
+                <w:szCs w:val="18"/>
+              </w:rPr>
+            </w:pPr>
+            <w:r>
+              <w:rPr>
+                <w:sz w:val="18"/>
+                <w:szCs w:val="18"/>
+              </w:rPr>
+              <w:t>Mayor volumen de desarrollo: Codificación de selectores y fixtures JSON.</w:t>
+            </w:r>
+          </w:p>
         </w:tc>
       </w:tr>
       <w:tr>
         <w:tc>
           <w:tcPr>
-            <w:tcW w:w="5740" w:type="dxa"/>
+            <w:tcW w:w="4467" w:type="dxa"/>
           </w:tcPr>
-          <w:p/>
+          <w:p>
+            <w:r>
+              <w:rPr>
+                <w:sz w:val="18"/>
+                <w:szCs w:val="18"/>
+              </w:rPr>
+              <w:t xml:space="preserve">EP-003: Integración Cloud </w:t>
+            </w:r>
+            <w:proofErr w:type="spellStart"/>
+            <w:r>
+              <w:rPr>
+                <w:sz w:val="18"/>
+                <w:szCs w:val="18"/>
+              </w:rPr>
+              <w:t>BrowserStack</w:t>
+            </w:r>
+            <w:proofErr w:type="spellEnd"/>
+          </w:p>
         </w:tc>
         <w:tc>
           <w:tcPr>
-            <w:tcW w:w="2977" w:type="dxa"/>
+            <w:tcW w:w="2380" w:type="dxa"/>
           </w:tcPr>
-          <w:p/>
+          <w:p>
+            <w:pPr>
+              <w:jc w:val="center"/>
+              <w:rPr>
+                <w:sz w:val="18"/>
+                <w:szCs w:val="18"/>
+              </w:rPr>
+            </w:pPr>
+            <w:r>
+              <w:rPr>
+                <w:sz w:val="18"/>
+                <w:szCs w:val="18"/>
+              </w:rPr>
+              <w:t>5 PF</w:t>
+            </w:r>
+          </w:p>
+        </w:tc>
+        <w:tc>
+          <w:tcPr>
+            <w:tcW w:w="2169" w:type="dxa"/>
+          </w:tcPr>
+          <w:p>
+            <w:pPr>
+              <w:rPr>
+                <w:sz w:val="18"/>
+                <w:szCs w:val="18"/>
+              </w:rPr>
+            </w:pPr>
+            <w:r>
+              <w:rPr>
+                <w:sz w:val="18"/>
+                <w:szCs w:val="18"/>
+              </w:rPr>
+              <w:t xml:space="preserve">Configuración de capacidades, SDK de </w:t>
+            </w:r>
+            <w:proofErr w:type="spellStart"/>
+            <w:r>
+              <w:rPr>
+                <w:sz w:val="18"/>
+                <w:szCs w:val="18"/>
+              </w:rPr>
+              <w:t>BrowserStack</w:t>
+            </w:r>
+            <w:proofErr w:type="spellEnd"/>
+            <w:r>
+              <w:rPr>
+                <w:sz w:val="18"/>
+                <w:szCs w:val="18"/>
+              </w:rPr>
+              <w:t xml:space="preserve"> y túneles de red.</w:t>
+            </w:r>
+          </w:p>
         </w:tc>
       </w:tr>
       <w:tr>
         <w:tc>
           <w:tcPr>
-            <w:tcW w:w="5740" w:type="dxa"/>
+            <w:tcW w:w="4467" w:type="dxa"/>
           </w:tcPr>
-          <w:p/>
+          <w:p>
+            <w:r>
+              <w:rPr>
+                <w:sz w:val="18"/>
+                <w:szCs w:val="18"/>
+              </w:rPr>
+              <w:t xml:space="preserve">EP-004: </w:t>
+            </w:r>
+            <w:proofErr w:type="spellStart"/>
+            <w:r>
+              <w:rPr>
+                <w:sz w:val="18"/>
+                <w:szCs w:val="18"/>
+              </w:rPr>
+              <w:t>Dashboard</w:t>
+            </w:r>
+            <w:proofErr w:type="spellEnd"/>
+            <w:r>
+              <w:rPr>
+                <w:sz w:val="18"/>
+                <w:szCs w:val="18"/>
+              </w:rPr>
+              <w:t xml:space="preserve"> &amp; Telemetría</w:t>
+            </w:r>
+          </w:p>
         </w:tc>
         <w:tc>
           <w:tcPr>
-            <w:tcW w:w="2977" w:type="dxa"/>
+            <w:tcW w:w="2380" w:type="dxa"/>
+          </w:tcPr>
+          <w:p>
+            <w:pPr>
+              <w:jc w:val="center"/>
+              <w:rPr>
+                <w:sz w:val="18"/>
+                <w:szCs w:val="18"/>
+              </w:rPr>
+            </w:pPr>
+            <w:r>
+              <w:rPr>
+                <w:sz w:val="18"/>
+                <w:szCs w:val="18"/>
+              </w:rPr>
+              <w:t>5 PF</w:t>
+            </w:r>
+          </w:p>
+        </w:tc>
+        <w:tc>
+          <w:tcPr>
+            <w:tcW w:w="2169" w:type="dxa"/>
+          </w:tcPr>
+          <w:p>
+            <w:pPr>
+              <w:rPr>
+                <w:sz w:val="18"/>
+                <w:szCs w:val="18"/>
+              </w:rPr>
+            </w:pPr>
+            <w:r>
+              <w:rPr>
+                <w:sz w:val="18"/>
+                <w:szCs w:val="18"/>
+              </w:rPr>
+              <w:t xml:space="preserve">Marcado de estado de </w:t>
+            </w:r>
+            <w:proofErr w:type="spellStart"/>
+            <w:r>
+              <w:rPr>
+                <w:sz w:val="18"/>
+                <w:szCs w:val="18"/>
+              </w:rPr>
+              <w:t>tests</w:t>
+            </w:r>
+            <w:proofErr w:type="spellEnd"/>
+            <w:r>
+              <w:rPr>
+                <w:sz w:val="18"/>
+                <w:szCs w:val="18"/>
+              </w:rPr>
+              <w:t xml:space="preserve"> (*Status API*) captura de video y logs.</w:t>
+            </w:r>
+          </w:p>
+        </w:tc>
+      </w:tr>
+      <w:tr>
+        <w:tc>
+          <w:tcPr>
+            <w:tcW w:w="4467" w:type="dxa"/>
+          </w:tcPr>
+          <w:p>
+            <w:pPr>
+              <w:tabs>
+                <w:tab w:val="left" w:pos="2925"/>
+              </w:tabs>
+              <w:rPr>
+                <w:sz w:val="18"/>
+                <w:szCs w:val="18"/>
+              </w:rPr>
+            </w:pPr>
+            <w:r>
+              <w:rPr>
+                <w:sz w:val="18"/>
+                <w:szCs w:val="18"/>
+              </w:rPr>
+              <w:t>Total, puntos estimados:</w:t>
+            </w:r>
+          </w:p>
+        </w:tc>
+        <w:tc>
+          <w:tcPr>
+            <w:tcW w:w="2380" w:type="dxa"/>
+          </w:tcPr>
+          <w:p>
+            <w:pPr>
+              <w:jc w:val="center"/>
+              <w:rPr>
+                <w:sz w:val="18"/>
+                <w:szCs w:val="18"/>
+              </w:rPr>
+            </w:pPr>
+            <w:r>
+              <w:rPr>
+                <w:sz w:val="18"/>
+                <w:szCs w:val="18"/>
+              </w:rPr>
+              <w:t>31 PF</w:t>
+            </w:r>
+          </w:p>
+        </w:tc>
+        <w:tc>
+          <w:tcPr>
+            <w:tcW w:w="2169" w:type="dxa"/>
           </w:tcPr>
           <w:p/>
         </w:tc>
@@ -4109,19 +5831,35 @@
           <w:tcPr>
             <w:tcW w:w="4181" w:type="dxa"/>
           </w:tcPr>
-          <w:p/>
+          <w:p>
+            <w:r>
+              <w:rPr>
+                <w:sz w:val="18"/>
+                <w:szCs w:val="18"/>
+              </w:rPr>
+              <w:t>EP-001: Arquitectura Base &amp; POM</w:t>
+            </w:r>
+          </w:p>
         </w:tc>
         <w:tc>
           <w:tcPr>
             <w:tcW w:w="453" w:type="dxa"/>
           </w:tcPr>
-          <w:p/>
+          <w:p>
+            <w:r>
+              <w:t>X</w:t>
+            </w:r>
+          </w:p>
         </w:tc>
         <w:tc>
           <w:tcPr>
             <w:tcW w:w="454" w:type="dxa"/>
           </w:tcPr>
-          <w:p/>
+          <w:p>
+            <w:r>
+              <w:t>X</w:t>
+            </w:r>
+          </w:p>
         </w:tc>
         <w:tc>
           <w:tcPr>
@@ -4177,7 +5915,317 @@
           <w:tcPr>
             <w:tcW w:w="4181" w:type="dxa"/>
           </w:tcPr>
+          <w:p>
+            <w:pPr>
+              <w:tabs>
+                <w:tab w:val="left" w:pos="930"/>
+              </w:tabs>
+            </w:pPr>
+            <w:r>
+              <w:rPr>
+                <w:sz w:val="18"/>
+                <w:szCs w:val="18"/>
+              </w:rPr>
+              <w:t>EP-002: Automatización Flujos UI</w:t>
+            </w:r>
+          </w:p>
+        </w:tc>
+        <w:tc>
+          <w:tcPr>
+            <w:tcW w:w="453" w:type="dxa"/>
+          </w:tcPr>
           <w:p/>
+        </w:tc>
+        <w:tc>
+          <w:tcPr>
+            <w:tcW w:w="454" w:type="dxa"/>
+          </w:tcPr>
+          <w:p/>
+        </w:tc>
+        <w:tc>
+          <w:tcPr>
+            <w:tcW w:w="453" w:type="dxa"/>
+          </w:tcPr>
+          <w:p>
+            <w:r>
+              <w:t>X</w:t>
+            </w:r>
+          </w:p>
+        </w:tc>
+        <w:tc>
+          <w:tcPr>
+            <w:tcW w:w="454" w:type="dxa"/>
+          </w:tcPr>
+          <w:p>
+            <w:r>
+              <w:t>X</w:t>
+            </w:r>
+          </w:p>
+        </w:tc>
+        <w:tc>
+          <w:tcPr>
+            <w:tcW w:w="453" w:type="dxa"/>
+          </w:tcPr>
+          <w:p>
+            <w:r>
+              <w:t>X</w:t>
+            </w:r>
+          </w:p>
+        </w:tc>
+        <w:tc>
+          <w:tcPr>
+            <w:tcW w:w="454" w:type="dxa"/>
+          </w:tcPr>
+          <w:p>
+            <w:r>
+              <w:t>X</w:t>
+            </w:r>
+          </w:p>
+        </w:tc>
+        <w:tc>
+          <w:tcPr>
+            <w:tcW w:w="453" w:type="dxa"/>
+          </w:tcPr>
+          <w:p/>
+        </w:tc>
+        <w:tc>
+          <w:tcPr>
+            <w:tcW w:w="454" w:type="dxa"/>
+          </w:tcPr>
+          <w:p/>
+        </w:tc>
+        <w:tc>
+          <w:tcPr>
+            <w:tcW w:w="453" w:type="dxa"/>
+          </w:tcPr>
+          <w:p/>
+        </w:tc>
+        <w:tc>
+          <w:tcPr>
+            <w:tcW w:w="454" w:type="dxa"/>
+          </w:tcPr>
+          <w:p/>
+        </w:tc>
+      </w:tr>
+      <w:tr>
+        <w:tc>
+          <w:tcPr>
+            <w:tcW w:w="4181" w:type="dxa"/>
+          </w:tcPr>
+          <w:p>
+            <w:r>
+              <w:rPr>
+                <w:sz w:val="18"/>
+                <w:szCs w:val="18"/>
+              </w:rPr>
+              <w:t xml:space="preserve">EP-003: Integración Cloud </w:t>
+            </w:r>
+            <w:proofErr w:type="spellStart"/>
+            <w:r>
+              <w:rPr>
+                <w:sz w:val="18"/>
+                <w:szCs w:val="18"/>
+              </w:rPr>
+              <w:t>BrowserStack</w:t>
+            </w:r>
+            <w:proofErr w:type="spellEnd"/>
+          </w:p>
+        </w:tc>
+        <w:tc>
+          <w:tcPr>
+            <w:tcW w:w="453" w:type="dxa"/>
+          </w:tcPr>
+          <w:p/>
+        </w:tc>
+        <w:tc>
+          <w:tcPr>
+            <w:tcW w:w="454" w:type="dxa"/>
+          </w:tcPr>
+          <w:p/>
+        </w:tc>
+        <w:tc>
+          <w:tcPr>
+            <w:tcW w:w="453" w:type="dxa"/>
+          </w:tcPr>
+          <w:p/>
+        </w:tc>
+        <w:tc>
+          <w:tcPr>
+            <w:tcW w:w="454" w:type="dxa"/>
+          </w:tcPr>
+          <w:p/>
+        </w:tc>
+        <w:tc>
+          <w:tcPr>
+            <w:tcW w:w="453" w:type="dxa"/>
+          </w:tcPr>
+          <w:p/>
+        </w:tc>
+        <w:tc>
+          <w:tcPr>
+            <w:tcW w:w="454" w:type="dxa"/>
+          </w:tcPr>
+          <w:p>
+            <w:r>
+              <w:t>X</w:t>
+            </w:r>
+          </w:p>
+        </w:tc>
+        <w:tc>
+          <w:tcPr>
+            <w:tcW w:w="453" w:type="dxa"/>
+          </w:tcPr>
+          <w:p>
+            <w:r>
+              <w:t>X</w:t>
+            </w:r>
+          </w:p>
+        </w:tc>
+        <w:tc>
+          <w:tcPr>
+            <w:tcW w:w="454" w:type="dxa"/>
+          </w:tcPr>
+          <w:p/>
+        </w:tc>
+        <w:tc>
+          <w:tcPr>
+            <w:tcW w:w="453" w:type="dxa"/>
+          </w:tcPr>
+          <w:p/>
+        </w:tc>
+        <w:tc>
+          <w:tcPr>
+            <w:tcW w:w="454" w:type="dxa"/>
+          </w:tcPr>
+          <w:p/>
+        </w:tc>
+      </w:tr>
+      <w:tr>
+        <w:tc>
+          <w:tcPr>
+            <w:tcW w:w="4181" w:type="dxa"/>
+          </w:tcPr>
+          <w:p>
+            <w:pPr>
+              <w:rPr>
+                <w:sz w:val="18"/>
+                <w:szCs w:val="18"/>
+              </w:rPr>
+            </w:pPr>
+            <w:r>
+              <w:rPr>
+                <w:sz w:val="18"/>
+                <w:szCs w:val="18"/>
+              </w:rPr>
+              <w:t xml:space="preserve">EP-004: </w:t>
+            </w:r>
+            <w:proofErr w:type="spellStart"/>
+            <w:r>
+              <w:rPr>
+                <w:sz w:val="18"/>
+                <w:szCs w:val="18"/>
+              </w:rPr>
+              <w:t>Dashboard</w:t>
+            </w:r>
+            <w:proofErr w:type="spellEnd"/>
+            <w:r>
+              <w:rPr>
+                <w:sz w:val="18"/>
+                <w:szCs w:val="18"/>
+              </w:rPr>
+              <w:t xml:space="preserve"> &amp; Telemetría</w:t>
+            </w:r>
+          </w:p>
+        </w:tc>
+        <w:tc>
+          <w:tcPr>
+            <w:tcW w:w="453" w:type="dxa"/>
+          </w:tcPr>
+          <w:p/>
+        </w:tc>
+        <w:tc>
+          <w:tcPr>
+            <w:tcW w:w="454" w:type="dxa"/>
+          </w:tcPr>
+          <w:p/>
+        </w:tc>
+        <w:tc>
+          <w:tcPr>
+            <w:tcW w:w="453" w:type="dxa"/>
+          </w:tcPr>
+          <w:p/>
+        </w:tc>
+        <w:tc>
+          <w:tcPr>
+            <w:tcW w:w="454" w:type="dxa"/>
+          </w:tcPr>
+          <w:p/>
+        </w:tc>
+        <w:tc>
+          <w:tcPr>
+            <w:tcW w:w="453" w:type="dxa"/>
+          </w:tcPr>
+          <w:p/>
+        </w:tc>
+        <w:tc>
+          <w:tcPr>
+            <w:tcW w:w="454" w:type="dxa"/>
+          </w:tcPr>
+          <w:p/>
+        </w:tc>
+        <w:tc>
+          <w:tcPr>
+            <w:tcW w:w="453" w:type="dxa"/>
+          </w:tcPr>
+          <w:p>
+            <w:r>
+              <w:t>X</w:t>
+            </w:r>
+          </w:p>
+        </w:tc>
+        <w:tc>
+          <w:tcPr>
+            <w:tcW w:w="454" w:type="dxa"/>
+          </w:tcPr>
+          <w:p>
+            <w:r>
+              <w:t>X</w:t>
+            </w:r>
+          </w:p>
+        </w:tc>
+        <w:tc>
+          <w:tcPr>
+            <w:tcW w:w="453" w:type="dxa"/>
+          </w:tcPr>
+          <w:p/>
+        </w:tc>
+        <w:tc>
+          <w:tcPr>
+            <w:tcW w:w="454" w:type="dxa"/>
+          </w:tcPr>
+          <w:p/>
+        </w:tc>
+      </w:tr>
+      <w:tr>
+        <w:tc>
+          <w:tcPr>
+            <w:tcW w:w="4181" w:type="dxa"/>
+          </w:tcPr>
+          <w:p>
+            <w:pPr>
+              <w:rPr>
+                <w:sz w:val="18"/>
+                <w:szCs w:val="18"/>
+              </w:rPr>
+            </w:pPr>
+            <w:r>
+              <w:rPr>
+                <w:sz w:val="18"/>
+                <w:szCs w:val="18"/>
+              </w:rPr>
+              <w:t>Estabilización, Informe Final y Defensa</w:t>
+            </w:r>
+          </w:p>
         </w:tc>
         <w:tc>
           <w:tcPr>
@@ -4231,81 +6279,21 @@
           <w:tcPr>
             <w:tcW w:w="453" w:type="dxa"/>
           </w:tcPr>
-          <w:p/>
+          <w:p>
+            <w:r>
+              <w:t>X</w:t>
+            </w:r>
+          </w:p>
         </w:tc>
         <w:tc>
           <w:tcPr>
             <w:tcW w:w="454" w:type="dxa"/>
           </w:tcPr>
-          <w:p/>
-        </w:tc>
-      </w:tr>
-      <w:tr>
-        <w:tc>
-          <w:tcPr>
-            <w:tcW w:w="4181" w:type="dxa"/>
-          </w:tcPr>
-          <w:p/>
-        </w:tc>
-        <w:tc>
-          <w:tcPr>
-            <w:tcW w:w="453" w:type="dxa"/>
-          </w:tcPr>
-          <w:p/>
-        </w:tc>
-        <w:tc>
-          <w:tcPr>
-            <w:tcW w:w="454" w:type="dxa"/>
-          </w:tcPr>
-          <w:p/>
-        </w:tc>
-        <w:tc>
-          <w:tcPr>
-            <w:tcW w:w="453" w:type="dxa"/>
-          </w:tcPr>
-          <w:p/>
-        </w:tc>
-        <w:tc>
-          <w:tcPr>
-            <w:tcW w:w="454" w:type="dxa"/>
-          </w:tcPr>
-          <w:p/>
-        </w:tc>
-        <w:tc>
-          <w:tcPr>
-            <w:tcW w:w="453" w:type="dxa"/>
-          </w:tcPr>
-          <w:p/>
-        </w:tc>
-        <w:tc>
-          <w:tcPr>
-            <w:tcW w:w="454" w:type="dxa"/>
-          </w:tcPr>
-          <w:p/>
-        </w:tc>
-        <w:tc>
-          <w:tcPr>
-            <w:tcW w:w="453" w:type="dxa"/>
-          </w:tcPr>
-          <w:p/>
-        </w:tc>
-        <w:tc>
-          <w:tcPr>
-            <w:tcW w:w="454" w:type="dxa"/>
-          </w:tcPr>
-          <w:p/>
-        </w:tc>
-        <w:tc>
-          <w:tcPr>
-            <w:tcW w:w="453" w:type="dxa"/>
-          </w:tcPr>
-          <w:p/>
-        </w:tc>
-        <w:tc>
-          <w:tcPr>
-            <w:tcW w:w="454" w:type="dxa"/>
-          </w:tcPr>
-          <w:p/>
+          <w:p>
+            <w:r>
+              <w:t>X</w:t>
+            </w:r>
+          </w:p>
         </w:tc>
       </w:tr>
     </w:tbl>
@@ -7379,7 +9367,6 @@
     <w:name w:val="Normal (Web)"/>
     <w:basedOn w:val="Normal"/>
     <w:uiPriority w:val="99"/>
-    <w:semiHidden/>
     <w:unhideWhenUsed/>
     <w:rsid w:val="00C51914"/>
     <w:pPr>
@@ -7579,6 +9566,7 @@
     <w:rsidRoot w:val="00960213"/>
     <w:rsid w:val="00021814"/>
     <w:rsid w:val="000609BA"/>
+    <w:rsid w:val="00167321"/>
     <w:rsid w:val="00194DF5"/>
     <w:rsid w:val="001B14B7"/>
     <w:rsid w:val="00230D02"/>
@@ -8364,6 +10352,20 @@
 </file>
 
 <file path=customXml/item3.xml><?xml version="1.0" encoding="utf-8"?>
+<p:properties xmlns:p="http://schemas.microsoft.com/office/2006/metadata/properties" xmlns:xsi="http://www.w3.org/2001/XMLSchema-instance" xmlns:pc="http://schemas.microsoft.com/office/infopath/2007/PartnerControls">
+  <documentManagement>
+    <lcf76f155ced4ddcb4097134ff3c332f xmlns="e1e7bc46-bed0-459f-9452-a76b1c5b695e">
+      <Terms xmlns="http://schemas.microsoft.com/office/infopath/2007/PartnerControls"/>
+    </lcf76f155ced4ddcb4097134ff3c332f>
+  </documentManagement>
+</p:properties>
+</file>
+
+<file path=customXml/item4.xml><?xml version="1.0" encoding="utf-8"?>
+<b:Sources xmlns:b="http://schemas.openxmlformats.org/officeDocument/2006/bibliography" xmlns="http://schemas.openxmlformats.org/officeDocument/2006/bibliography" SelectedStyle="\APA.XSL" StyleName="APA"/>
+</file>
+
+<file path=customXml/item5.xml><?xml version="1.0" encoding="utf-8"?>
 <ct:contentTypeSchema xmlns:ct="http://schemas.microsoft.com/office/2006/metadata/contentType" xmlns:ma="http://schemas.microsoft.com/office/2006/metadata/properties/metaAttributes" ct:_="" ma:_="" ma:contentTypeName="Documento" ma:contentTypeID="0x0101005395107FFD641345A10C8A5ACACB9D20" ma:contentTypeVersion="13" ma:contentTypeDescription="Crear nuevo documento." ma:contentTypeScope="" ma:versionID="7407f70e7181b908656026f379795b2c">
   <xsd:schema xmlns:xsd="http://www.w3.org/2001/XMLSchema" xmlns:xs="http://www.w3.org/2001/XMLSchema" xmlns:p="http://schemas.microsoft.com/office/2006/metadata/properties" xmlns:ns2="e1e7bc46-bed0-459f-9452-a76b1c5b695e" xmlns:ns3="bb8cf7e1-610f-40a0-8f00-126b9d139fde" targetNamespace="http://schemas.microsoft.com/office/2006/metadata/properties" ma:root="true" ma:fieldsID="b29ea8901729e1eaaa4e48e09148c760" ns2:_="" ns3:_="">
     <xsd:import namespace="e1e7bc46-bed0-459f-9452-a76b1c5b695e"/>
@@ -8580,20 +10582,6 @@
 </ct:contentTypeSchema>
 </file>
 
-<file path=customXml/item4.xml><?xml version="1.0" encoding="utf-8"?>
-<b:Sources xmlns:b="http://schemas.openxmlformats.org/officeDocument/2006/bibliography" xmlns="http://schemas.openxmlformats.org/officeDocument/2006/bibliography" SelectedStyle="\APA.XSL" StyleName="APA"/>
-</file>
-
-<file path=customXml/item5.xml><?xml version="1.0" encoding="utf-8"?>
-<p:properties xmlns:p="http://schemas.microsoft.com/office/2006/metadata/properties" xmlns:xsi="http://www.w3.org/2001/XMLSchema-instance" xmlns:pc="http://schemas.microsoft.com/office/infopath/2007/PartnerControls">
-  <documentManagement>
-    <lcf76f155ced4ddcb4097134ff3c332f xmlns="e1e7bc46-bed0-459f-9452-a76b1c5b695e">
-      <Terms xmlns="http://schemas.microsoft.com/office/infopath/2007/PartnerControls"/>
-    </lcf76f155ced4ddcb4097134ff3c332f>
-  </documentManagement>
-</p:properties>
-</file>
-
 <file path=customXml/itemProps1.xml><?xml version="1.0" encoding="utf-8"?>
 <ds:datastoreItem xmlns:ds="http://schemas.openxmlformats.org/officeDocument/2006/customXml" ds:itemID="{55AF091B-3C7A-41E3-B477-F2FDAA23CFDA}">
   <ds:schemaRefs>
@@ -8611,6 +10599,24 @@
 </file>
 
 <file path=customXml/itemProps3.xml><?xml version="1.0" encoding="utf-8"?>
+<ds:datastoreItem xmlns:ds="http://schemas.openxmlformats.org/officeDocument/2006/customXml" ds:itemID="{E1036DFC-1D85-404D-898C-621D06C0EB1C}">
+  <ds:schemaRefs>
+    <ds:schemaRef ds:uri="http://schemas.microsoft.com/office/2006/metadata/properties"/>
+    <ds:schemaRef ds:uri="http://schemas.microsoft.com/office/infopath/2007/PartnerControls"/>
+    <ds:schemaRef ds:uri="e1e7bc46-bed0-459f-9452-a76b1c5b695e"/>
+  </ds:schemaRefs>
+</ds:datastoreItem>
+</file>
+
+<file path=customXml/itemProps4.xml><?xml version="1.0" encoding="utf-8"?>
+<ds:datastoreItem xmlns:ds="http://schemas.openxmlformats.org/officeDocument/2006/customXml" ds:itemID="{BD6EC776-6679-4C69-98E3-6D068EA0A3C9}">
+  <ds:schemaRefs>
+    <ds:schemaRef ds:uri="http://schemas.openxmlformats.org/officeDocument/2006/bibliography"/>
+  </ds:schemaRefs>
+</ds:datastoreItem>
+</file>
+
+<file path=customXml/itemProps5.xml><?xml version="1.0" encoding="utf-8"?>
 <ds:datastoreItem xmlns:ds="http://schemas.openxmlformats.org/officeDocument/2006/customXml" ds:itemID="{444115BD-C1C6-48AD-B714-E1866627071D}">
   <ds:schemaRefs>
     <ds:schemaRef ds:uri="http://schemas.microsoft.com/office/2006/metadata/contentType"/>
@@ -8627,22 +10633,4 @@
     <ds:schemaRef ds:uri="http://schemas.microsoft.com/internal/obd"/>
   </ds:schemaRefs>
 </ds:datastoreItem>
-</file>
-
-<file path=customXml/itemProps4.xml><?xml version="1.0" encoding="utf-8"?>
-<ds:datastoreItem xmlns:ds="http://schemas.openxmlformats.org/officeDocument/2006/customXml" ds:itemID="{BD6EC776-6679-4C69-98E3-6D068EA0A3C9}">
-  <ds:schemaRefs>
-    <ds:schemaRef ds:uri="http://schemas.openxmlformats.org/officeDocument/2006/bibliography"/>
-  </ds:schemaRefs>
-</ds:datastoreItem>
-</file>
-
-<file path=customXml/itemProps5.xml><?xml version="1.0" encoding="utf-8"?>
-<ds:datastoreItem xmlns:ds="http://schemas.openxmlformats.org/officeDocument/2006/customXml" ds:itemID="{E1036DFC-1D85-404D-898C-621D06C0EB1C}">
-  <ds:schemaRefs>
-    <ds:schemaRef ds:uri="http://schemas.microsoft.com/office/2006/metadata/properties"/>
-    <ds:schemaRef ds:uri="http://schemas.microsoft.com/office/infopath/2007/PartnerControls"/>
-    <ds:schemaRef ds:uri="e1e7bc46-bed0-459f-9452-a76b1c5b695e"/>
-  </ds:schemaRefs>
-</ds:datastoreItem>
 </file>